--- a/src/assets/DanielFausz_Resume.docx
+++ b/src/assets/DanielFausz_Resume.docx
@@ -1,6 +1,6 @@
 
 <file path=word/document.xml><?xml version="1.0" encoding="utf-8"?>
-<w:document xmlns:wpc="http://schemas.microsoft.com/office/word/2010/wordprocessingCanvas" xmlns:cx="http://schemas.microsoft.com/office/drawing/2014/chartex" xmlns:cx1="http://schemas.microsoft.com/office/drawing/2015/9/8/chartex" xmlns:cx2="http://schemas.microsoft.com/office/drawing/2015/10/21/chartex" xmlns:cx3="http://schemas.microsoft.com/office/drawing/2016/5/9/chartex" xmlns:cx4="http://schemas.microsoft.com/office/drawing/2016/5/10/chartex" xmlns:cx5="http://schemas.microsoft.com/office/drawing/2016/5/11/chartex" xmlns:cx6="http://schemas.microsoft.com/office/drawing/2016/5/12/chartex" xmlns:cx7="http://schemas.microsoft.com/office/drawing/2016/5/13/chartex" xmlns:cx8="http://schemas.microsoft.com/office/drawing/2016/5/14/chartex" xmlns:mc="http://schemas.openxmlformats.org/markup-compatibility/2006" xmlns:aink="http://schemas.microsoft.com/office/drawing/2016/ink" xmlns:am3d="http://schemas.microsoft.com/office/drawing/2017/model3d" xmlns:o="urn:schemas-microsoft-com:office:office" xmlns:oel="http://schemas.microsoft.com/office/2019/extlst" xmlns:r="http://schemas.openxmlformats.org/officeDocument/2006/relationships" xmlns:m="http://schemas.openxmlformats.org/officeDocument/2006/math" xmlns:v="urn:schemas-microsoft-com:vml" xmlns:wp14="http://schemas.microsoft.com/office/word/2010/wordprocessingDrawing" xmlns:wp="http://schemas.openxmlformats.org/drawingml/2006/wordprocessingDrawing" xmlns:w10="urn:schemas-microsoft-com:office:word" xmlns:w="http://schemas.openxmlformats.org/wordprocessingml/2006/main" xmlns:w14="http://schemas.microsoft.com/office/word/2010/wordml" xmlns:w15="http://schemas.microsoft.com/office/word/2012/wordml" xmlns:w16cex="http://schemas.microsoft.com/office/word/2018/wordml/cex" xmlns:w16cid="http://schemas.microsoft.com/office/word/2016/wordml/cid" xmlns:w16="http://schemas.microsoft.com/office/word/2018/wordml" xmlns:w16du="http://schemas.microsoft.com/office/word/2023/wordml/word16du" xmlns:w16sdtdh="http://schemas.microsoft.com/office/word/2020/wordml/sdtdatahash" xmlns:w16se="http://schemas.microsoft.com/office/word/2015/wordml/symex" xmlns:wpg="http://schemas.microsoft.com/office/word/2010/wordprocessingGroup" xmlns:wpi="http://schemas.microsoft.com/office/word/2010/wordprocessingInk" xmlns:wne="http://schemas.microsoft.com/office/word/2006/wordml" xmlns:wps="http://schemas.microsoft.com/office/word/2010/wordprocessingShape" mc:Ignorable="w14 w15 w16se w16cid w16 w16cex w16sdtdh w16du wp14">
+<w:document xmlns:wpc="http://schemas.microsoft.com/office/word/2010/wordprocessingCanvas" xmlns:cx="http://schemas.microsoft.com/office/drawing/2014/chartex" xmlns:cx1="http://schemas.microsoft.com/office/drawing/2015/9/8/chartex" xmlns:cx2="http://schemas.microsoft.com/office/drawing/2015/10/21/chartex" xmlns:cx3="http://schemas.microsoft.com/office/drawing/2016/5/9/chartex" xmlns:cx4="http://schemas.microsoft.com/office/drawing/2016/5/10/chartex" xmlns:cx5="http://schemas.microsoft.com/office/drawing/2016/5/11/chartex" xmlns:cx6="http://schemas.microsoft.com/office/drawing/2016/5/12/chartex" xmlns:cx7="http://schemas.microsoft.com/office/drawing/2016/5/13/chartex" xmlns:cx8="http://schemas.microsoft.com/office/drawing/2016/5/14/chartex" xmlns:mc="http://schemas.openxmlformats.org/markup-compatibility/2006" xmlns:aink="http://schemas.microsoft.com/office/drawing/2016/ink" xmlns:am3d="http://schemas.microsoft.com/office/drawing/2017/model3d" xmlns:o="urn:schemas-microsoft-com:office:office" xmlns:oel="http://schemas.microsoft.com/office/2019/extlst" xmlns:r="http://schemas.openxmlformats.org/officeDocument/2006/relationships" xmlns:m="http://schemas.openxmlformats.org/officeDocument/2006/math" xmlns:v="urn:schemas-microsoft-com:vml" xmlns:wp14="http://schemas.microsoft.com/office/word/2010/wordprocessingDrawing" xmlns:wp="http://schemas.openxmlformats.org/drawingml/2006/wordprocessingDrawing" xmlns:w10="urn:schemas-microsoft-com:office:word" xmlns:w="http://schemas.openxmlformats.org/wordprocessingml/2006/main" xmlns:w14="http://schemas.microsoft.com/office/word/2010/wordml" xmlns:w15="http://schemas.microsoft.com/office/word/2012/wordml" xmlns:w16cex="http://schemas.microsoft.com/office/word/2018/wordml/cex" xmlns:w16cid="http://schemas.microsoft.com/office/word/2016/wordml/cid" xmlns:w16="http://schemas.microsoft.com/office/word/2018/wordml" xmlns:w16du="http://schemas.microsoft.com/office/word/2023/wordml/word16du" xmlns:w16sdtdh="http://schemas.microsoft.com/office/word/2020/wordml/sdtdatahash" xmlns:w16sdtfl="http://schemas.microsoft.com/office/word/2024/wordml/sdtformatlock" xmlns:w16se="http://schemas.microsoft.com/office/word/2015/wordml/symex" xmlns:wpg="http://schemas.microsoft.com/office/word/2010/wordprocessingGroup" xmlns:wpi="http://schemas.microsoft.com/office/word/2010/wordprocessingInk" xmlns:wne="http://schemas.microsoft.com/office/word/2006/wordml" xmlns:wps="http://schemas.microsoft.com/office/word/2010/wordprocessingShape" mc:Ignorable="w14 w15 w16se w16cid w16 w16cex w16sdtdh w16sdtfl w16du wp14">
   <w:body>
     <w:p>
       <w:pPr>
@@ -228,7 +228,27 @@
             <w:szCs w:val="30"/>
             <w:u w:val="single"/>
           </w:rPr>
-          <w:t>Portfolio</w:t>
+          <w:t>Port</w:t>
+        </w:r>
+        <w:r>
+          <w:rPr>
+            <w:rFonts w:ascii="Garamond" w:eastAsia="Garamond" w:hAnsi="Garamond" w:cs="Garamond"/>
+            <w:color w:val="1155CC"/>
+            <w:sz w:val="30"/>
+            <w:szCs w:val="30"/>
+            <w:u w:val="single"/>
+          </w:rPr>
+          <w:t>f</w:t>
+        </w:r>
+        <w:r>
+          <w:rPr>
+            <w:rFonts w:ascii="Garamond" w:eastAsia="Garamond" w:hAnsi="Garamond" w:cs="Garamond"/>
+            <w:color w:val="1155CC"/>
+            <w:sz w:val="30"/>
+            <w:szCs w:val="30"/>
+            <w:u w:val="single"/>
+          </w:rPr>
+          <w:t>olio</w:t>
         </w:r>
       </w:hyperlink>
     </w:p>
@@ -376,7 +396,23 @@
           <w:sz w:val="22"/>
           <w:szCs w:val="22"/>
         </w:rPr>
-        <w:t>Backend: .NET Core 8, ASP.NET, REST API</w:t>
+        <w:t>Backend: .NET 8, ASP.NET</w:t>
+      </w:r>
+      <w:r>
+        <w:rPr>
+          <w:rFonts w:ascii="Garamond" w:eastAsia="Garamond" w:hAnsi="Garamond" w:cs="Garamond"/>
+          <w:sz w:val="22"/>
+          <w:szCs w:val="22"/>
+        </w:rPr>
+        <w:t xml:space="preserve"> MVC, Entity Framework</w:t>
+      </w:r>
+      <w:r>
+        <w:rPr>
+          <w:rFonts w:ascii="Garamond" w:eastAsia="Garamond" w:hAnsi="Garamond" w:cs="Garamond"/>
+          <w:sz w:val="22"/>
+          <w:szCs w:val="22"/>
+        </w:rPr>
+        <w:t>, REST API</w:t>
       </w:r>
     </w:p>
     <w:p>
@@ -396,7 +432,23 @@
           <w:sz w:val="22"/>
           <w:szCs w:val="22"/>
         </w:rPr>
-        <w:t>Databases: SQL, SQLite, MySQL, PostgreSQL</w:t>
+        <w:t>Databases: SQL,</w:t>
+      </w:r>
+      <w:r>
+        <w:rPr>
+          <w:rFonts w:ascii="Garamond" w:eastAsia="Garamond" w:hAnsi="Garamond" w:cs="Garamond"/>
+          <w:sz w:val="22"/>
+          <w:szCs w:val="22"/>
+        </w:rPr>
+        <w:t xml:space="preserve"> SQR,</w:t>
+      </w:r>
+      <w:r>
+        <w:rPr>
+          <w:rFonts w:ascii="Garamond" w:eastAsia="Garamond" w:hAnsi="Garamond" w:cs="Garamond"/>
+          <w:sz w:val="22"/>
+          <w:szCs w:val="22"/>
+        </w:rPr>
+        <w:t xml:space="preserve"> SQLite, MySQL, PostgreSQL</w:t>
       </w:r>
     </w:p>
     <w:p>
@@ -574,7 +626,15 @@
           <w:sz w:val="22"/>
           <w:szCs w:val="22"/>
         </w:rPr>
-        <w:t xml:space="preserve"> Eager</w:t>
+        <w:t xml:space="preserve"> </w:t>
+      </w:r>
+      <w:r>
+        <w:rPr>
+          <w:rFonts w:ascii="Garamond" w:eastAsia="Garamond" w:hAnsi="Garamond" w:cs="Garamond"/>
+          <w:sz w:val="22"/>
+          <w:szCs w:val="22"/>
+        </w:rPr>
+        <w:t>I am eager</w:t>
       </w:r>
       <w:r>
         <w:rPr>
@@ -692,128 +752,165 @@
         <w:rPr>
           <w:rFonts w:ascii="Garamond" w:eastAsia="Garamond" w:hAnsi="Garamond" w:cs="Garamond"/>
           <w:b/>
-          <w:sz w:val="22"/>
-          <w:szCs w:val="22"/>
-        </w:rPr>
-      </w:pPr>
-      <w:r>
-        <w:rPr>
-          <w:rFonts w:ascii="Garamond" w:eastAsia="Garamond" w:hAnsi="Garamond" w:cs="Garamond"/>
-          <w:b/>
-          <w:sz w:val="22"/>
-          <w:szCs w:val="22"/>
-        </w:rPr>
-        <w:t>PRADCO Outdoor Brands</w:t>
-      </w:r>
-      <w:r>
-        <w:rPr>
-          <w:rFonts w:ascii="Garamond" w:eastAsia="Garamond" w:hAnsi="Garamond" w:cs="Garamond"/>
-          <w:b/>
-          <w:sz w:val="22"/>
-          <w:szCs w:val="22"/>
-        </w:rPr>
-        <w:tab/>
-      </w:r>
-      <w:r>
-        <w:rPr>
-          <w:rFonts w:ascii="Garamond" w:eastAsia="Garamond" w:hAnsi="Garamond" w:cs="Garamond"/>
-          <w:b/>
-          <w:color w:val="000000"/>
-          <w:sz w:val="22"/>
-          <w:szCs w:val="22"/>
-        </w:rPr>
-        <w:tab/>
-      </w:r>
-      <w:r>
-        <w:rPr>
-          <w:rFonts w:ascii="Garamond" w:eastAsia="Garamond" w:hAnsi="Garamond" w:cs="Garamond"/>
-          <w:b/>
-          <w:color w:val="000000"/>
-          <w:sz w:val="22"/>
-          <w:szCs w:val="22"/>
-        </w:rPr>
-        <w:tab/>
-      </w:r>
-      <w:r>
-        <w:rPr>
-          <w:rFonts w:ascii="Garamond" w:eastAsia="Garamond" w:hAnsi="Garamond" w:cs="Garamond"/>
-          <w:b/>
-          <w:color w:val="000000"/>
-          <w:sz w:val="22"/>
-          <w:szCs w:val="22"/>
-        </w:rPr>
-        <w:tab/>
-      </w:r>
-      <w:r>
-        <w:rPr>
-          <w:rFonts w:ascii="Garamond" w:eastAsia="Garamond" w:hAnsi="Garamond" w:cs="Garamond"/>
-          <w:b/>
-          <w:color w:val="000000"/>
-          <w:sz w:val="22"/>
-          <w:szCs w:val="22"/>
-        </w:rPr>
-        <w:tab/>
-      </w:r>
-      <w:r>
-        <w:rPr>
-          <w:rFonts w:ascii="Garamond" w:eastAsia="Garamond" w:hAnsi="Garamond" w:cs="Garamond"/>
-          <w:b/>
-          <w:color w:val="000000"/>
-          <w:sz w:val="22"/>
-          <w:szCs w:val="22"/>
-        </w:rPr>
-        <w:tab/>
-      </w:r>
-      <w:r>
-        <w:rPr>
-          <w:rFonts w:ascii="Garamond" w:eastAsia="Garamond" w:hAnsi="Garamond" w:cs="Garamond"/>
-          <w:b/>
-          <w:color w:val="000000"/>
-          <w:sz w:val="22"/>
-          <w:szCs w:val="22"/>
-        </w:rPr>
-        <w:tab/>
-      </w:r>
-      <w:r>
-        <w:rPr>
-          <w:rFonts w:ascii="Garamond" w:eastAsia="Garamond" w:hAnsi="Garamond" w:cs="Garamond"/>
-          <w:b/>
-          <w:color w:val="000000"/>
-          <w:sz w:val="22"/>
-          <w:szCs w:val="22"/>
-        </w:rPr>
-        <w:tab/>
-        <w:t xml:space="preserve">          </w:t>
-      </w:r>
-      <w:r>
-        <w:rPr>
-          <w:rFonts w:ascii="Garamond" w:eastAsia="Garamond" w:hAnsi="Garamond" w:cs="Garamond"/>
-          <w:b/>
-          <w:color w:val="000000"/>
-          <w:sz w:val="22"/>
-          <w:szCs w:val="22"/>
-        </w:rPr>
-        <w:tab/>
-        <w:t xml:space="preserve">     Oct. 20</w:t>
-      </w:r>
-      <w:r>
-        <w:rPr>
-          <w:rFonts w:ascii="Garamond" w:eastAsia="Garamond" w:hAnsi="Garamond" w:cs="Garamond"/>
-          <w:b/>
-          <w:sz w:val="22"/>
-          <w:szCs w:val="22"/>
-        </w:rPr>
-        <w:t>21</w:t>
-      </w:r>
-      <w:r>
-        <w:rPr>
-          <w:rFonts w:ascii="Garamond" w:eastAsia="Garamond" w:hAnsi="Garamond" w:cs="Garamond"/>
-          <w:b/>
-          <w:color w:val="000000"/>
-          <w:sz w:val="22"/>
-          <w:szCs w:val="22"/>
-        </w:rPr>
-        <w:t xml:space="preserve"> – Present</w:t>
+          <w:color w:val="000000"/>
+          <w:sz w:val="22"/>
+          <w:szCs w:val="22"/>
+        </w:rPr>
+      </w:pPr>
+      <w:r>
+        <w:rPr>
+          <w:rFonts w:ascii="Garamond" w:eastAsia="Garamond" w:hAnsi="Garamond" w:cs="Garamond"/>
+          <w:b/>
+          <w:color w:val="000000"/>
+          <w:sz w:val="22"/>
+          <w:szCs w:val="22"/>
+        </w:rPr>
+        <w:t>Redstone Federal Credit Union</w:t>
+      </w:r>
+      <w:r>
+        <w:rPr>
+          <w:rFonts w:ascii="Garamond" w:eastAsia="Garamond" w:hAnsi="Garamond" w:cs="Garamond"/>
+          <w:b/>
+          <w:color w:val="000000"/>
+          <w:sz w:val="22"/>
+          <w:szCs w:val="22"/>
+        </w:rPr>
+        <w:tab/>
+      </w:r>
+      <w:r>
+        <w:rPr>
+          <w:rFonts w:ascii="Garamond" w:eastAsia="Garamond" w:hAnsi="Garamond" w:cs="Garamond"/>
+          <w:b/>
+          <w:color w:val="000000"/>
+          <w:sz w:val="22"/>
+          <w:szCs w:val="22"/>
+        </w:rPr>
+        <w:tab/>
+      </w:r>
+      <w:r>
+        <w:rPr>
+          <w:rFonts w:ascii="Garamond" w:eastAsia="Garamond" w:hAnsi="Garamond" w:cs="Garamond"/>
+          <w:b/>
+          <w:color w:val="000000"/>
+          <w:sz w:val="22"/>
+          <w:szCs w:val="22"/>
+        </w:rPr>
+        <w:tab/>
+      </w:r>
+      <w:r>
+        <w:rPr>
+          <w:rFonts w:ascii="Garamond" w:eastAsia="Garamond" w:hAnsi="Garamond" w:cs="Garamond"/>
+          <w:b/>
+          <w:color w:val="000000"/>
+          <w:sz w:val="22"/>
+          <w:szCs w:val="22"/>
+        </w:rPr>
+        <w:tab/>
+      </w:r>
+      <w:r>
+        <w:rPr>
+          <w:rFonts w:ascii="Garamond" w:eastAsia="Garamond" w:hAnsi="Garamond" w:cs="Garamond"/>
+          <w:b/>
+          <w:color w:val="000000"/>
+          <w:sz w:val="22"/>
+          <w:szCs w:val="22"/>
+        </w:rPr>
+        <w:tab/>
+      </w:r>
+      <w:r>
+        <w:rPr>
+          <w:rFonts w:ascii="Garamond" w:eastAsia="Garamond" w:hAnsi="Garamond" w:cs="Garamond"/>
+          <w:b/>
+          <w:color w:val="000000"/>
+          <w:sz w:val="22"/>
+          <w:szCs w:val="22"/>
+        </w:rPr>
+        <w:tab/>
+      </w:r>
+      <w:r>
+        <w:rPr>
+          <w:rFonts w:ascii="Garamond" w:eastAsia="Garamond" w:hAnsi="Garamond" w:cs="Garamond"/>
+          <w:b/>
+          <w:color w:val="000000"/>
+          <w:sz w:val="22"/>
+          <w:szCs w:val="22"/>
+        </w:rPr>
+        <w:tab/>
+      </w:r>
+      <w:r>
+        <w:rPr>
+          <w:rFonts w:ascii="Garamond" w:eastAsia="Garamond" w:hAnsi="Garamond" w:cs="Garamond"/>
+          <w:b/>
+          <w:color w:val="000000"/>
+          <w:sz w:val="22"/>
+          <w:szCs w:val="22"/>
+        </w:rPr>
+        <w:tab/>
+      </w:r>
+      <w:r>
+        <w:rPr>
+          <w:rFonts w:ascii="Garamond" w:eastAsia="Garamond" w:hAnsi="Garamond" w:cs="Garamond"/>
+          <w:b/>
+          <w:sz w:val="22"/>
+          <w:szCs w:val="22"/>
+        </w:rPr>
+        <w:t>A</w:t>
+      </w:r>
+      <w:r>
+        <w:rPr>
+          <w:rFonts w:ascii="Garamond" w:eastAsia="Garamond" w:hAnsi="Garamond" w:cs="Garamond"/>
+          <w:b/>
+          <w:sz w:val="22"/>
+          <w:szCs w:val="22"/>
+        </w:rPr>
+        <w:t>ug</w:t>
+      </w:r>
+      <w:r>
+        <w:rPr>
+          <w:rFonts w:ascii="Garamond" w:eastAsia="Garamond" w:hAnsi="Garamond" w:cs="Garamond"/>
+          <w:b/>
+          <w:sz w:val="22"/>
+          <w:szCs w:val="22"/>
+        </w:rPr>
+        <w:t>. 20</w:t>
+      </w:r>
+      <w:r>
+        <w:rPr>
+          <w:rFonts w:ascii="Garamond" w:eastAsia="Garamond" w:hAnsi="Garamond" w:cs="Garamond"/>
+          <w:b/>
+          <w:sz w:val="22"/>
+          <w:szCs w:val="22"/>
+        </w:rPr>
+        <w:t>24</w:t>
+      </w:r>
+      <w:r>
+        <w:rPr>
+          <w:rFonts w:ascii="Garamond" w:eastAsia="Garamond" w:hAnsi="Garamond" w:cs="Garamond"/>
+          <w:b/>
+          <w:sz w:val="22"/>
+          <w:szCs w:val="22"/>
+        </w:rPr>
+        <w:t xml:space="preserve"> </w:t>
+      </w:r>
+      <w:r>
+        <w:rPr>
+          <w:rFonts w:ascii="Garamond" w:eastAsia="Garamond" w:hAnsi="Garamond" w:cs="Garamond"/>
+          <w:b/>
+          <w:color w:val="000000"/>
+          <w:sz w:val="22"/>
+          <w:szCs w:val="22"/>
+        </w:rPr>
+        <w:t xml:space="preserve">– </w:t>
+      </w:r>
+      <w:r>
+        <w:rPr>
+          <w:rFonts w:ascii="Garamond" w:eastAsia="Garamond" w:hAnsi="Garamond" w:cs="Garamond"/>
+          <w:b/>
+          <w:color w:val="000000"/>
+          <w:sz w:val="22"/>
+          <w:szCs w:val="22"/>
+        </w:rPr>
+        <w:t>Present</w:t>
       </w:r>
     </w:p>
     <w:p>
@@ -829,28 +926,29 @@
         <w:spacing w:line="252" w:lineRule="auto"/>
         <w:rPr>
           <w:rFonts w:ascii="Garamond" w:eastAsia="Garamond" w:hAnsi="Garamond" w:cs="Garamond"/>
-          <w:color w:val="000000"/>
-          <w:sz w:val="22"/>
-          <w:szCs w:val="22"/>
-        </w:rPr>
-      </w:pPr>
-      <w:r>
-        <w:rPr>
-          <w:rFonts w:ascii="Garamond" w:eastAsia="Garamond" w:hAnsi="Garamond" w:cs="Garamond"/>
-          <w:i/>
-          <w:sz w:val="22"/>
-          <w:szCs w:val="22"/>
-        </w:rPr>
-        <w:t xml:space="preserve">Senior Mobile Software </w:t>
-      </w:r>
-      <w:r>
-        <w:rPr>
-          <w:rFonts w:ascii="Garamond" w:eastAsia="Garamond" w:hAnsi="Garamond" w:cs="Garamond"/>
-          <w:i/>
-          <w:sz w:val="22"/>
-          <w:szCs w:val="22"/>
-        </w:rPr>
-        <w:t>Engineer</w:t>
+          <w:i/>
+          <w:color w:val="000000"/>
+          <w:sz w:val="22"/>
+          <w:szCs w:val="22"/>
+        </w:rPr>
+      </w:pPr>
+      <w:r>
+        <w:rPr>
+          <w:rFonts w:ascii="Garamond" w:eastAsia="Garamond" w:hAnsi="Garamond" w:cs="Garamond"/>
+          <w:i/>
+          <w:sz w:val="22"/>
+          <w:szCs w:val="22"/>
+        </w:rPr>
+        <w:t xml:space="preserve">Senior Programmer </w:t>
+      </w:r>
+      <w:r>
+        <w:rPr>
+          <w:rFonts w:ascii="Garamond" w:eastAsia="Garamond" w:hAnsi="Garamond" w:cs="Garamond"/>
+          <w:i/>
+          <w:sz w:val="22"/>
+          <w:szCs w:val="22"/>
+        </w:rPr>
+        <w:t>Analyst</w:t>
       </w:r>
       <w:r>
         <w:rPr>
@@ -942,17 +1040,45 @@
           <w:szCs w:val="22"/>
         </w:rPr>
         <w:tab/>
-        <w:t xml:space="preserve">       </w:t>
-      </w:r>
-      <w:r>
-        <w:rPr>
-          <w:rFonts w:ascii="Garamond" w:eastAsia="Garamond" w:hAnsi="Garamond" w:cs="Garamond"/>
-          <w:i/>
-          <w:sz w:val="22"/>
-          <w:szCs w:val="22"/>
-        </w:rPr>
-        <w:tab/>
-        <w:t>Birmingham, AL</w:t>
+        <w:t xml:space="preserve">      </w:t>
+      </w:r>
+      <w:r>
+        <w:rPr>
+          <w:rFonts w:ascii="Garamond" w:eastAsia="Garamond" w:hAnsi="Garamond" w:cs="Garamond"/>
+          <w:i/>
+          <w:color w:val="000000"/>
+          <w:sz w:val="22"/>
+          <w:szCs w:val="22"/>
+        </w:rPr>
+        <w:tab/>
+      </w:r>
+      <w:r>
+        <w:rPr>
+          <w:rFonts w:ascii="Garamond" w:eastAsia="Garamond" w:hAnsi="Garamond" w:cs="Garamond"/>
+          <w:i/>
+          <w:color w:val="000000"/>
+          <w:sz w:val="22"/>
+          <w:szCs w:val="22"/>
+        </w:rPr>
+        <w:tab/>
+      </w:r>
+      <w:r>
+        <w:rPr>
+          <w:rFonts w:ascii="Garamond" w:eastAsia="Garamond" w:hAnsi="Garamond" w:cs="Garamond"/>
+          <w:i/>
+          <w:sz w:val="22"/>
+          <w:szCs w:val="22"/>
+        </w:rPr>
+        <w:t>Huntsville</w:t>
+      </w:r>
+      <w:r>
+        <w:rPr>
+          <w:rFonts w:ascii="Garamond" w:eastAsia="Garamond" w:hAnsi="Garamond" w:cs="Garamond"/>
+          <w:i/>
+          <w:sz w:val="22"/>
+          <w:szCs w:val="22"/>
+        </w:rPr>
+        <w:t>, AL</w:t>
       </w:r>
     </w:p>
     <w:p>
@@ -975,15 +1101,7 @@
           <w:sz w:val="22"/>
           <w:szCs w:val="22"/>
         </w:rPr>
-        <w:t>Developed and implemented features for a cross-platform mobile application available on both Android and iOS</w:t>
-      </w:r>
-      <w:r>
-        <w:rPr>
-          <w:rFonts w:ascii="Garamond" w:eastAsia="Garamond" w:hAnsi="Garamond" w:cs="Garamond"/>
-          <w:sz w:val="22"/>
-          <w:szCs w:val="22"/>
-        </w:rPr>
-        <w:t>.</w:t>
+        <w:t>Contributed to the backend development team by designing and implementing SQR reports integrated with the bank’s core banking platform, enhancing internal financial reporting workflows.</w:t>
       </w:r>
     </w:p>
     <w:p>
@@ -1006,15 +1124,7 @@
           <w:sz w:val="22"/>
           <w:szCs w:val="22"/>
         </w:rPr>
-        <w:t>Played a key role in the migration of a Xamarin Forms solution to .NET MAUI</w:t>
-      </w:r>
-      <w:r>
-        <w:rPr>
-          <w:rFonts w:ascii="Garamond" w:eastAsia="Garamond" w:hAnsi="Garamond" w:cs="Garamond"/>
-          <w:sz w:val="22"/>
-          <w:szCs w:val="22"/>
-        </w:rPr>
-        <w:t>.</w:t>
+        <w:t>Independently led and delivered a full-stack feature release for a high-visibility internal application used across the bank, supporting company-wide employee training initiatives.</w:t>
       </w:r>
     </w:p>
     <w:p>
@@ -1037,15 +1147,7 @@
           <w:sz w:val="22"/>
           <w:szCs w:val="22"/>
         </w:rPr>
-        <w:t>Collaborated on the development of .NET Core 8 APIs supporting the mobile app, utilizing Swagger UI for comprehensive documentation and Postman for rigorous testing</w:t>
-      </w:r>
-      <w:r>
-        <w:rPr>
-          <w:rFonts w:ascii="Garamond" w:eastAsia="Garamond" w:hAnsi="Garamond" w:cs="Garamond"/>
-          <w:sz w:val="22"/>
-          <w:szCs w:val="22"/>
-        </w:rPr>
-        <w:t>.</w:t>
+        <w:t>Maintained and extended a legacy ASP.NET MVC application with Entity Framework, applying updates across the SQL database, backend APIs, JavaScript modules, and Razor views.</w:t>
       </w:r>
     </w:p>
     <w:p>
@@ -1068,39 +1170,7 @@
           <w:sz w:val="22"/>
           <w:szCs w:val="22"/>
         </w:rPr>
-        <w:t>Submitted frequent updates to the App Store</w:t>
-      </w:r>
-      <w:r>
-        <w:rPr>
-          <w:rFonts w:ascii="Garamond" w:eastAsia="Garamond" w:hAnsi="Garamond" w:cs="Garamond"/>
-          <w:sz w:val="22"/>
-          <w:szCs w:val="22"/>
-        </w:rPr>
-        <w:t xml:space="preserve"> for iOS</w:t>
-      </w:r>
-      <w:r>
-        <w:rPr>
-          <w:rFonts w:ascii="Garamond" w:eastAsia="Garamond" w:hAnsi="Garamond" w:cs="Garamond"/>
-          <w:sz w:val="22"/>
-          <w:szCs w:val="22"/>
-        </w:rPr>
-        <w:t xml:space="preserve"> and Google Play</w:t>
-      </w:r>
-      <w:r>
-        <w:rPr>
-          <w:rFonts w:ascii="Garamond" w:eastAsia="Garamond" w:hAnsi="Garamond" w:cs="Garamond"/>
-          <w:sz w:val="22"/>
-          <w:szCs w:val="22"/>
-        </w:rPr>
-        <w:t xml:space="preserve"> for Android</w:t>
-      </w:r>
-      <w:r>
-        <w:rPr>
-          <w:rFonts w:ascii="Garamond" w:eastAsia="Garamond" w:hAnsi="Garamond" w:cs="Garamond"/>
-          <w:sz w:val="22"/>
-          <w:szCs w:val="22"/>
-        </w:rPr>
-        <w:t>.</w:t>
+        <w:t>Designed and executed database schema changes, optimized queries, and ensured data integrity for new feature requirements.</w:t>
       </w:r>
     </w:p>
     <w:p>
@@ -1113,87 +1183,30 @@
         <w:spacing w:line="252" w:lineRule="auto"/>
         <w:rPr>
           <w:rFonts w:ascii="Garamond" w:eastAsia="Garamond" w:hAnsi="Garamond" w:cs="Garamond"/>
-          <w:sz w:val="22"/>
-          <w:szCs w:val="22"/>
-        </w:rPr>
-      </w:pPr>
-      <w:r>
-        <w:rPr>
-          <w:rFonts w:ascii="Garamond" w:eastAsia="Garamond" w:hAnsi="Garamond" w:cs="Garamond"/>
-          <w:sz w:val="22"/>
-          <w:szCs w:val="22"/>
-        </w:rPr>
-        <w:t>Contributed to features and improvements to the app that are immediately seen by a large customer base of consumers.</w:t>
-      </w:r>
-    </w:p>
-    <w:p>
-      <w:pPr>
-        <w:widowControl w:val="0"/>
-        <w:numPr>
-          <w:ilvl w:val="0"/>
-          <w:numId w:val="2"/>
-        </w:numPr>
-        <w:spacing w:line="252" w:lineRule="auto"/>
-        <w:rPr>
-          <w:rFonts w:ascii="Garamond" w:eastAsia="Garamond" w:hAnsi="Garamond" w:cs="Garamond"/>
-          <w:sz w:val="22"/>
-          <w:szCs w:val="22"/>
-        </w:rPr>
-      </w:pPr>
-      <w:r>
-        <w:rPr>
-          <w:rFonts w:ascii="Garamond" w:eastAsia="Garamond" w:hAnsi="Garamond" w:cs="Garamond"/>
-          <w:sz w:val="22"/>
-          <w:szCs w:val="22"/>
-        </w:rPr>
-        <w:t>Collaborated closely with product owners and UX designers to actualize detailed mock-ups into rich, intuitive UI.</w:t>
-      </w:r>
-    </w:p>
-    <w:p>
-      <w:pPr>
-        <w:widowControl w:val="0"/>
-        <w:numPr>
-          <w:ilvl w:val="0"/>
-          <w:numId w:val="2"/>
-        </w:numPr>
-        <w:spacing w:line="252" w:lineRule="auto"/>
-        <w:rPr>
-          <w:rFonts w:ascii="Garamond" w:eastAsia="Garamond" w:hAnsi="Garamond" w:cs="Garamond"/>
-          <w:sz w:val="22"/>
-          <w:szCs w:val="22"/>
-        </w:rPr>
-      </w:pPr>
-      <w:r>
-        <w:rPr>
-          <w:rFonts w:ascii="Garamond" w:eastAsia="Garamond" w:hAnsi="Garamond" w:cs="Garamond"/>
-          <w:sz w:val="22"/>
-          <w:szCs w:val="22"/>
-        </w:rPr>
-        <w:t>Took on leadership roles and acted as a mentor for more junior developers.</w:t>
-      </w:r>
-    </w:p>
-    <w:p>
-      <w:pPr>
-        <w:widowControl w:val="0"/>
-        <w:numPr>
-          <w:ilvl w:val="0"/>
-          <w:numId w:val="2"/>
-        </w:numPr>
-        <w:spacing w:line="252" w:lineRule="auto"/>
-        <w:rPr>
-          <w:rFonts w:ascii="Garamond" w:eastAsia="Garamond" w:hAnsi="Garamond" w:cs="Garamond"/>
-          <w:sz w:val="22"/>
-          <w:szCs w:val="22"/>
-        </w:rPr>
-      </w:pPr>
-      <w:r>
-        <w:rPr>
-          <w:rFonts w:ascii="Garamond" w:eastAsia="Garamond" w:hAnsi="Garamond" w:cs="Garamond"/>
-          <w:sz w:val="22"/>
-          <w:szCs w:val="22"/>
-        </w:rPr>
-        <w:t>Monitored production services and responded quickly to warnings.</w:t>
-      </w:r>
+          <w:sz w:val="12"/>
+          <w:szCs w:val="12"/>
+        </w:rPr>
+      </w:pPr>
+      <w:r>
+        <w:rPr>
+          <w:rFonts w:ascii="Garamond" w:eastAsia="Garamond" w:hAnsi="Garamond" w:cs="Garamond"/>
+          <w:sz w:val="22"/>
+          <w:szCs w:val="22"/>
+        </w:rPr>
+        <w:t>Implemented user-facing enhancements and bug fixes, improving UX and maintainability of a key internal system critical to daily banking operations.</w:t>
+      </w:r>
+    </w:p>
+    <w:p>
+      <w:pPr>
+        <w:widowControl w:val="0"/>
+        <w:spacing w:line="252" w:lineRule="auto"/>
+        <w:ind w:left="360"/>
+        <w:rPr>
+          <w:rFonts w:ascii="Garamond" w:eastAsia="Garamond" w:hAnsi="Garamond" w:cs="Garamond"/>
+          <w:sz w:val="12"/>
+          <w:szCs w:val="12"/>
+        </w:rPr>
+      </w:pPr>
     </w:p>
     <w:p>
       <w:pPr>
@@ -1209,20 +1222,138 @@
         <w:rPr>
           <w:rFonts w:ascii="Garamond" w:eastAsia="Garamond" w:hAnsi="Garamond" w:cs="Garamond"/>
           <w:b/>
-          <w:color w:val="000000"/>
-          <w:sz w:val="8"/>
-          <w:szCs w:val="8"/>
-        </w:rPr>
-      </w:pPr>
-      <w:r>
-        <w:rPr>
-          <w:rFonts w:ascii="Garamond" w:eastAsia="Garamond" w:hAnsi="Garamond" w:cs="Garamond"/>
-          <w:b/>
-          <w:color w:val="000000"/>
-          <w:sz w:val="18"/>
-          <w:szCs w:val="18"/>
-        </w:rPr>
-        <w:t xml:space="preserve"> </w:t>
+          <w:sz w:val="22"/>
+          <w:szCs w:val="22"/>
+        </w:rPr>
+      </w:pPr>
+      <w:r>
+        <w:rPr>
+          <w:rFonts w:ascii="Garamond" w:eastAsia="Garamond" w:hAnsi="Garamond" w:cs="Garamond"/>
+          <w:b/>
+          <w:sz w:val="22"/>
+          <w:szCs w:val="22"/>
+        </w:rPr>
+        <w:t>PRADCO Outdoor Brands</w:t>
+      </w:r>
+      <w:r>
+        <w:rPr>
+          <w:rFonts w:ascii="Garamond" w:eastAsia="Garamond" w:hAnsi="Garamond" w:cs="Garamond"/>
+          <w:b/>
+          <w:sz w:val="22"/>
+          <w:szCs w:val="22"/>
+        </w:rPr>
+        <w:tab/>
+      </w:r>
+      <w:r>
+        <w:rPr>
+          <w:rFonts w:ascii="Garamond" w:eastAsia="Garamond" w:hAnsi="Garamond" w:cs="Garamond"/>
+          <w:b/>
+          <w:color w:val="000000"/>
+          <w:sz w:val="22"/>
+          <w:szCs w:val="22"/>
+        </w:rPr>
+        <w:tab/>
+      </w:r>
+      <w:r>
+        <w:rPr>
+          <w:rFonts w:ascii="Garamond" w:eastAsia="Garamond" w:hAnsi="Garamond" w:cs="Garamond"/>
+          <w:b/>
+          <w:color w:val="000000"/>
+          <w:sz w:val="22"/>
+          <w:szCs w:val="22"/>
+        </w:rPr>
+        <w:tab/>
+      </w:r>
+      <w:r>
+        <w:rPr>
+          <w:rFonts w:ascii="Garamond" w:eastAsia="Garamond" w:hAnsi="Garamond" w:cs="Garamond"/>
+          <w:b/>
+          <w:color w:val="000000"/>
+          <w:sz w:val="22"/>
+          <w:szCs w:val="22"/>
+        </w:rPr>
+        <w:tab/>
+      </w:r>
+      <w:r>
+        <w:rPr>
+          <w:rFonts w:ascii="Garamond" w:eastAsia="Garamond" w:hAnsi="Garamond" w:cs="Garamond"/>
+          <w:b/>
+          <w:color w:val="000000"/>
+          <w:sz w:val="22"/>
+          <w:szCs w:val="22"/>
+        </w:rPr>
+        <w:tab/>
+      </w:r>
+      <w:r>
+        <w:rPr>
+          <w:rFonts w:ascii="Garamond" w:eastAsia="Garamond" w:hAnsi="Garamond" w:cs="Garamond"/>
+          <w:b/>
+          <w:color w:val="000000"/>
+          <w:sz w:val="22"/>
+          <w:szCs w:val="22"/>
+        </w:rPr>
+        <w:tab/>
+      </w:r>
+      <w:r>
+        <w:rPr>
+          <w:rFonts w:ascii="Garamond" w:eastAsia="Garamond" w:hAnsi="Garamond" w:cs="Garamond"/>
+          <w:b/>
+          <w:color w:val="000000"/>
+          <w:sz w:val="22"/>
+          <w:szCs w:val="22"/>
+        </w:rPr>
+        <w:tab/>
+      </w:r>
+      <w:r>
+        <w:rPr>
+          <w:rFonts w:ascii="Garamond" w:eastAsia="Garamond" w:hAnsi="Garamond" w:cs="Garamond"/>
+          <w:b/>
+          <w:color w:val="000000"/>
+          <w:sz w:val="22"/>
+          <w:szCs w:val="22"/>
+        </w:rPr>
+        <w:tab/>
+        <w:t xml:space="preserve">          </w:t>
+      </w:r>
+      <w:r>
+        <w:rPr>
+          <w:rFonts w:ascii="Garamond" w:eastAsia="Garamond" w:hAnsi="Garamond" w:cs="Garamond"/>
+          <w:b/>
+          <w:color w:val="000000"/>
+          <w:sz w:val="22"/>
+          <w:szCs w:val="22"/>
+        </w:rPr>
+        <w:tab/>
+        <w:t xml:space="preserve"> Oct. 20</w:t>
+      </w:r>
+      <w:r>
+        <w:rPr>
+          <w:rFonts w:ascii="Garamond" w:eastAsia="Garamond" w:hAnsi="Garamond" w:cs="Garamond"/>
+          <w:b/>
+          <w:sz w:val="22"/>
+          <w:szCs w:val="22"/>
+        </w:rPr>
+        <w:t>21</w:t>
+      </w:r>
+      <w:r>
+        <w:rPr>
+          <w:rFonts w:ascii="Garamond" w:eastAsia="Garamond" w:hAnsi="Garamond" w:cs="Garamond"/>
+          <w:b/>
+          <w:color w:val="000000"/>
+          <w:sz w:val="22"/>
+          <w:szCs w:val="22"/>
+        </w:rPr>
+        <w:t xml:space="preserve"> – </w:t>
+      </w:r>
+      <w:r>
+        <w:rPr>
+          <w:rFonts w:ascii="Garamond" w:eastAsia="Garamond" w:hAnsi="Garamond" w:cs="Garamond"/>
+          <w:b/>
+          <w:color w:val="000000"/>
+          <w:sz w:val="22"/>
+          <w:szCs w:val="22"/>
+        </w:rPr>
+        <w:t>Aug. 2024</w:t>
       </w:r>
     </w:p>
     <w:p>
@@ -1238,129 +1369,370 @@
         <w:spacing w:line="252" w:lineRule="auto"/>
         <w:rPr>
           <w:rFonts w:ascii="Garamond" w:eastAsia="Garamond" w:hAnsi="Garamond" w:cs="Garamond"/>
-          <w:b/>
-          <w:color w:val="000000"/>
-          <w:sz w:val="22"/>
-          <w:szCs w:val="22"/>
-        </w:rPr>
-      </w:pPr>
-      <w:r>
-        <w:rPr>
-          <w:rFonts w:ascii="Garamond" w:eastAsia="Garamond" w:hAnsi="Garamond" w:cs="Garamond"/>
-          <w:b/>
-          <w:color w:val="000000"/>
-          <w:sz w:val="22"/>
-          <w:szCs w:val="22"/>
-        </w:rPr>
-        <w:t>Hexagon Asset Lifecycle Intelligence</w:t>
-      </w:r>
-      <w:r>
-        <w:rPr>
-          <w:rFonts w:ascii="Garamond" w:eastAsia="Garamond" w:hAnsi="Garamond" w:cs="Garamond"/>
-          <w:b/>
-          <w:color w:val="000000"/>
-          <w:sz w:val="22"/>
-          <w:szCs w:val="22"/>
-        </w:rPr>
-        <w:tab/>
-      </w:r>
-      <w:r>
-        <w:rPr>
-          <w:rFonts w:ascii="Garamond" w:eastAsia="Garamond" w:hAnsi="Garamond" w:cs="Garamond"/>
-          <w:b/>
-          <w:color w:val="000000"/>
-          <w:sz w:val="22"/>
-          <w:szCs w:val="22"/>
-        </w:rPr>
-        <w:tab/>
-      </w:r>
-      <w:r>
-        <w:rPr>
-          <w:rFonts w:ascii="Garamond" w:eastAsia="Garamond" w:hAnsi="Garamond" w:cs="Garamond"/>
-          <w:b/>
-          <w:color w:val="000000"/>
-          <w:sz w:val="22"/>
-          <w:szCs w:val="22"/>
-        </w:rPr>
-        <w:tab/>
-      </w:r>
-      <w:r>
-        <w:rPr>
-          <w:rFonts w:ascii="Garamond" w:eastAsia="Garamond" w:hAnsi="Garamond" w:cs="Garamond"/>
-          <w:b/>
-          <w:color w:val="000000"/>
-          <w:sz w:val="22"/>
-          <w:szCs w:val="22"/>
-        </w:rPr>
-        <w:tab/>
-      </w:r>
-      <w:r>
-        <w:rPr>
-          <w:rFonts w:ascii="Garamond" w:eastAsia="Garamond" w:hAnsi="Garamond" w:cs="Garamond"/>
-          <w:b/>
-          <w:color w:val="000000"/>
-          <w:sz w:val="22"/>
-          <w:szCs w:val="22"/>
-        </w:rPr>
-        <w:tab/>
-      </w:r>
-      <w:r>
-        <w:rPr>
-          <w:rFonts w:ascii="Garamond" w:eastAsia="Garamond" w:hAnsi="Garamond" w:cs="Garamond"/>
-          <w:b/>
-          <w:color w:val="000000"/>
-          <w:sz w:val="22"/>
-          <w:szCs w:val="22"/>
-        </w:rPr>
-        <w:tab/>
-      </w:r>
-      <w:r>
-        <w:rPr>
-          <w:rFonts w:ascii="Garamond" w:eastAsia="Garamond" w:hAnsi="Garamond" w:cs="Garamond"/>
-          <w:b/>
-          <w:color w:val="000000"/>
-          <w:sz w:val="22"/>
-          <w:szCs w:val="22"/>
-        </w:rPr>
-        <w:tab/>
-      </w:r>
-      <w:r>
-        <w:rPr>
-          <w:rFonts w:ascii="Garamond" w:eastAsia="Garamond" w:hAnsi="Garamond" w:cs="Garamond"/>
-          <w:b/>
-          <w:color w:val="000000"/>
-          <w:sz w:val="22"/>
-          <w:szCs w:val="22"/>
-        </w:rPr>
-        <w:tab/>
-      </w:r>
-      <w:r>
-        <w:rPr>
-          <w:rFonts w:ascii="Garamond" w:eastAsia="Garamond" w:hAnsi="Garamond" w:cs="Garamond"/>
-          <w:b/>
-          <w:sz w:val="22"/>
-          <w:szCs w:val="22"/>
-        </w:rPr>
-        <w:t xml:space="preserve">Apr. 2017 </w:t>
-      </w:r>
-      <w:r>
-        <w:rPr>
-          <w:rFonts w:ascii="Garamond" w:eastAsia="Garamond" w:hAnsi="Garamond" w:cs="Garamond"/>
-          <w:b/>
-          <w:color w:val="000000"/>
-          <w:sz w:val="22"/>
-          <w:szCs w:val="22"/>
-        </w:rPr>
-        <w:t xml:space="preserve">– </w:t>
-      </w:r>
-      <w:r>
-        <w:rPr>
-          <w:rFonts w:ascii="Garamond" w:eastAsia="Garamond" w:hAnsi="Garamond" w:cs="Garamond"/>
-          <w:b/>
-          <w:sz w:val="22"/>
-          <w:szCs w:val="22"/>
-        </w:rPr>
-        <w:t>Oct. 2021</w:t>
+          <w:color w:val="000000"/>
+          <w:sz w:val="22"/>
+          <w:szCs w:val="22"/>
+        </w:rPr>
+      </w:pPr>
+      <w:r>
+        <w:rPr>
+          <w:rFonts w:ascii="Garamond" w:eastAsia="Garamond" w:hAnsi="Garamond" w:cs="Garamond"/>
+          <w:i/>
+          <w:sz w:val="22"/>
+          <w:szCs w:val="22"/>
+        </w:rPr>
+        <w:t xml:space="preserve">Senior Mobile Software </w:t>
+      </w:r>
+      <w:r>
+        <w:rPr>
+          <w:rFonts w:ascii="Garamond" w:eastAsia="Garamond" w:hAnsi="Garamond" w:cs="Garamond"/>
+          <w:i/>
+          <w:sz w:val="22"/>
+          <w:szCs w:val="22"/>
+        </w:rPr>
+        <w:t>Engineer</w:t>
+      </w:r>
+      <w:r>
+        <w:rPr>
+          <w:rFonts w:ascii="Garamond" w:eastAsia="Garamond" w:hAnsi="Garamond" w:cs="Garamond"/>
+          <w:i/>
+          <w:color w:val="000000"/>
+          <w:sz w:val="22"/>
+          <w:szCs w:val="22"/>
+        </w:rPr>
+        <w:tab/>
+      </w:r>
+      <w:r>
+        <w:rPr>
+          <w:rFonts w:ascii="Garamond" w:eastAsia="Garamond" w:hAnsi="Garamond" w:cs="Garamond"/>
+          <w:i/>
+          <w:color w:val="000000"/>
+          <w:sz w:val="22"/>
+          <w:szCs w:val="22"/>
+        </w:rPr>
+        <w:tab/>
+      </w:r>
+      <w:r>
+        <w:rPr>
+          <w:rFonts w:ascii="Garamond" w:eastAsia="Garamond" w:hAnsi="Garamond" w:cs="Garamond"/>
+          <w:i/>
+          <w:color w:val="000000"/>
+          <w:sz w:val="22"/>
+          <w:szCs w:val="22"/>
+        </w:rPr>
+        <w:tab/>
+      </w:r>
+      <w:r>
+        <w:rPr>
+          <w:rFonts w:ascii="Garamond" w:eastAsia="Garamond" w:hAnsi="Garamond" w:cs="Garamond"/>
+          <w:i/>
+          <w:color w:val="000000"/>
+          <w:sz w:val="22"/>
+          <w:szCs w:val="22"/>
+        </w:rPr>
+        <w:tab/>
+      </w:r>
+      <w:r>
+        <w:rPr>
+          <w:rFonts w:ascii="Garamond" w:eastAsia="Garamond" w:hAnsi="Garamond" w:cs="Garamond"/>
+          <w:i/>
+          <w:color w:val="000000"/>
+          <w:sz w:val="22"/>
+          <w:szCs w:val="22"/>
+        </w:rPr>
+        <w:tab/>
+      </w:r>
+      <w:r>
+        <w:rPr>
+          <w:rFonts w:ascii="Garamond" w:eastAsia="Garamond" w:hAnsi="Garamond" w:cs="Garamond"/>
+          <w:i/>
+          <w:color w:val="000000"/>
+          <w:sz w:val="22"/>
+          <w:szCs w:val="22"/>
+        </w:rPr>
+        <w:tab/>
+      </w:r>
+      <w:r>
+        <w:rPr>
+          <w:rFonts w:ascii="Garamond" w:eastAsia="Garamond" w:hAnsi="Garamond" w:cs="Garamond"/>
+          <w:i/>
+          <w:color w:val="000000"/>
+          <w:sz w:val="22"/>
+          <w:szCs w:val="22"/>
+        </w:rPr>
+        <w:tab/>
+      </w:r>
+      <w:r>
+        <w:rPr>
+          <w:rFonts w:ascii="Garamond" w:eastAsia="Garamond" w:hAnsi="Garamond" w:cs="Garamond"/>
+          <w:i/>
+          <w:color w:val="000000"/>
+          <w:sz w:val="22"/>
+          <w:szCs w:val="22"/>
+        </w:rPr>
+        <w:tab/>
+        <w:t xml:space="preserve">     </w:t>
+      </w:r>
+      <w:r>
+        <w:rPr>
+          <w:rFonts w:ascii="Garamond" w:eastAsia="Garamond" w:hAnsi="Garamond" w:cs="Garamond"/>
+          <w:i/>
+          <w:color w:val="000000"/>
+          <w:sz w:val="22"/>
+          <w:szCs w:val="22"/>
+        </w:rPr>
+        <w:tab/>
+        <w:t xml:space="preserve">       </w:t>
+      </w:r>
+      <w:r>
+        <w:rPr>
+          <w:rFonts w:ascii="Garamond" w:eastAsia="Garamond" w:hAnsi="Garamond" w:cs="Garamond"/>
+          <w:i/>
+          <w:sz w:val="22"/>
+          <w:szCs w:val="22"/>
+        </w:rPr>
+        <w:tab/>
+        <w:t>Birmingham, AL</w:t>
+      </w:r>
+    </w:p>
+    <w:p>
+      <w:pPr>
+        <w:widowControl w:val="0"/>
+        <w:numPr>
+          <w:ilvl w:val="0"/>
+          <w:numId w:val="2"/>
+        </w:numPr>
+        <w:spacing w:line="252" w:lineRule="auto"/>
+        <w:rPr>
+          <w:rFonts w:ascii="Garamond" w:eastAsia="Garamond" w:hAnsi="Garamond" w:cs="Garamond"/>
+          <w:sz w:val="22"/>
+          <w:szCs w:val="22"/>
+        </w:rPr>
+      </w:pPr>
+      <w:r>
+        <w:rPr>
+          <w:rFonts w:ascii="Garamond" w:eastAsia="Garamond" w:hAnsi="Garamond" w:cs="Garamond"/>
+          <w:sz w:val="22"/>
+          <w:szCs w:val="22"/>
+        </w:rPr>
+        <w:t>Developed and implemented features for a cross-platform mobile application available on both Android and iOS</w:t>
+      </w:r>
+      <w:r>
+        <w:rPr>
+          <w:rFonts w:ascii="Garamond" w:eastAsia="Garamond" w:hAnsi="Garamond" w:cs="Garamond"/>
+          <w:sz w:val="22"/>
+          <w:szCs w:val="22"/>
+        </w:rPr>
+        <w:t>.</w:t>
+      </w:r>
+    </w:p>
+    <w:p>
+      <w:pPr>
+        <w:widowControl w:val="0"/>
+        <w:numPr>
+          <w:ilvl w:val="0"/>
+          <w:numId w:val="2"/>
+        </w:numPr>
+        <w:spacing w:line="252" w:lineRule="auto"/>
+        <w:rPr>
+          <w:rFonts w:ascii="Garamond" w:eastAsia="Garamond" w:hAnsi="Garamond" w:cs="Garamond"/>
+          <w:sz w:val="22"/>
+          <w:szCs w:val="22"/>
+        </w:rPr>
+      </w:pPr>
+      <w:r>
+        <w:rPr>
+          <w:rFonts w:ascii="Garamond" w:eastAsia="Garamond" w:hAnsi="Garamond" w:cs="Garamond"/>
+          <w:sz w:val="22"/>
+          <w:szCs w:val="22"/>
+        </w:rPr>
+        <w:t>Played a key role in the migration of a Xamarin Forms solution to .NET MAUI</w:t>
+      </w:r>
+      <w:r>
+        <w:rPr>
+          <w:rFonts w:ascii="Garamond" w:eastAsia="Garamond" w:hAnsi="Garamond" w:cs="Garamond"/>
+          <w:sz w:val="22"/>
+          <w:szCs w:val="22"/>
+        </w:rPr>
+        <w:t>.</w:t>
+      </w:r>
+    </w:p>
+    <w:p>
+      <w:pPr>
+        <w:widowControl w:val="0"/>
+        <w:numPr>
+          <w:ilvl w:val="0"/>
+          <w:numId w:val="2"/>
+        </w:numPr>
+        <w:spacing w:line="252" w:lineRule="auto"/>
+        <w:rPr>
+          <w:rFonts w:ascii="Garamond" w:eastAsia="Garamond" w:hAnsi="Garamond" w:cs="Garamond"/>
+          <w:sz w:val="22"/>
+          <w:szCs w:val="22"/>
+        </w:rPr>
+      </w:pPr>
+      <w:r>
+        <w:rPr>
+          <w:rFonts w:ascii="Garamond" w:eastAsia="Garamond" w:hAnsi="Garamond" w:cs="Garamond"/>
+          <w:sz w:val="22"/>
+          <w:szCs w:val="22"/>
+        </w:rPr>
+        <w:t>Collaborated on the development of .NET Core 8 APIs supporting the mobile app, utilizing Swagger UI for comprehensive documentation and Postman for rigorous testing</w:t>
+      </w:r>
+      <w:r>
+        <w:rPr>
+          <w:rFonts w:ascii="Garamond" w:eastAsia="Garamond" w:hAnsi="Garamond" w:cs="Garamond"/>
+          <w:sz w:val="22"/>
+          <w:szCs w:val="22"/>
+        </w:rPr>
+        <w:t>.</w:t>
+      </w:r>
+    </w:p>
+    <w:p>
+      <w:pPr>
+        <w:widowControl w:val="0"/>
+        <w:numPr>
+          <w:ilvl w:val="0"/>
+          <w:numId w:val="2"/>
+        </w:numPr>
+        <w:spacing w:line="252" w:lineRule="auto"/>
+        <w:rPr>
+          <w:rFonts w:ascii="Garamond" w:eastAsia="Garamond" w:hAnsi="Garamond" w:cs="Garamond"/>
+          <w:sz w:val="22"/>
+          <w:szCs w:val="22"/>
+        </w:rPr>
+      </w:pPr>
+      <w:r>
+        <w:rPr>
+          <w:rFonts w:ascii="Garamond" w:eastAsia="Garamond" w:hAnsi="Garamond" w:cs="Garamond"/>
+          <w:sz w:val="22"/>
+          <w:szCs w:val="22"/>
+        </w:rPr>
+        <w:t>Submitted frequent updates to the App Store</w:t>
+      </w:r>
+      <w:r>
+        <w:rPr>
+          <w:rFonts w:ascii="Garamond" w:eastAsia="Garamond" w:hAnsi="Garamond" w:cs="Garamond"/>
+          <w:sz w:val="22"/>
+          <w:szCs w:val="22"/>
+        </w:rPr>
+        <w:t xml:space="preserve"> for iOS</w:t>
+      </w:r>
+      <w:r>
+        <w:rPr>
+          <w:rFonts w:ascii="Garamond" w:eastAsia="Garamond" w:hAnsi="Garamond" w:cs="Garamond"/>
+          <w:sz w:val="22"/>
+          <w:szCs w:val="22"/>
+        </w:rPr>
+        <w:t xml:space="preserve"> and Google Play</w:t>
+      </w:r>
+      <w:r>
+        <w:rPr>
+          <w:rFonts w:ascii="Garamond" w:eastAsia="Garamond" w:hAnsi="Garamond" w:cs="Garamond"/>
+          <w:sz w:val="22"/>
+          <w:szCs w:val="22"/>
+        </w:rPr>
+        <w:t xml:space="preserve"> for Android</w:t>
+      </w:r>
+      <w:r>
+        <w:rPr>
+          <w:rFonts w:ascii="Garamond" w:eastAsia="Garamond" w:hAnsi="Garamond" w:cs="Garamond"/>
+          <w:sz w:val="22"/>
+          <w:szCs w:val="22"/>
+        </w:rPr>
+        <w:t>.</w:t>
+      </w:r>
+    </w:p>
+    <w:p>
+      <w:pPr>
+        <w:widowControl w:val="0"/>
+        <w:numPr>
+          <w:ilvl w:val="0"/>
+          <w:numId w:val="2"/>
+        </w:numPr>
+        <w:spacing w:line="252" w:lineRule="auto"/>
+        <w:rPr>
+          <w:rFonts w:ascii="Garamond" w:eastAsia="Garamond" w:hAnsi="Garamond" w:cs="Garamond"/>
+          <w:sz w:val="22"/>
+          <w:szCs w:val="22"/>
+        </w:rPr>
+      </w:pPr>
+      <w:r>
+        <w:rPr>
+          <w:rFonts w:ascii="Garamond" w:eastAsia="Garamond" w:hAnsi="Garamond" w:cs="Garamond"/>
+          <w:sz w:val="22"/>
+          <w:szCs w:val="22"/>
+        </w:rPr>
+        <w:t>Contributed to features and improvements to the app that are immediately seen by a large customer base of consumers.</w:t>
+      </w:r>
+    </w:p>
+    <w:p>
+      <w:pPr>
+        <w:widowControl w:val="0"/>
+        <w:numPr>
+          <w:ilvl w:val="0"/>
+          <w:numId w:val="2"/>
+        </w:numPr>
+        <w:spacing w:line="252" w:lineRule="auto"/>
+        <w:rPr>
+          <w:rFonts w:ascii="Garamond" w:eastAsia="Garamond" w:hAnsi="Garamond" w:cs="Garamond"/>
+          <w:sz w:val="22"/>
+          <w:szCs w:val="22"/>
+        </w:rPr>
+      </w:pPr>
+      <w:r>
+        <w:rPr>
+          <w:rFonts w:ascii="Garamond" w:eastAsia="Garamond" w:hAnsi="Garamond" w:cs="Garamond"/>
+          <w:sz w:val="22"/>
+          <w:szCs w:val="22"/>
+        </w:rPr>
+        <w:t>Collaborated closely with product owners and UX designers to actualize detailed mock-ups into rich, intuitive UI.</w:t>
+      </w:r>
+    </w:p>
+    <w:p>
+      <w:pPr>
+        <w:widowControl w:val="0"/>
+        <w:numPr>
+          <w:ilvl w:val="0"/>
+          <w:numId w:val="2"/>
+        </w:numPr>
+        <w:spacing w:line="252" w:lineRule="auto"/>
+        <w:rPr>
+          <w:rFonts w:ascii="Garamond" w:eastAsia="Garamond" w:hAnsi="Garamond" w:cs="Garamond"/>
+          <w:sz w:val="22"/>
+          <w:szCs w:val="22"/>
+        </w:rPr>
+      </w:pPr>
+      <w:r>
+        <w:rPr>
+          <w:rFonts w:ascii="Garamond" w:eastAsia="Garamond" w:hAnsi="Garamond" w:cs="Garamond"/>
+          <w:sz w:val="22"/>
+          <w:szCs w:val="22"/>
+        </w:rPr>
+        <w:t>Took on leadership roles and acted as a mentor for more junior developers.</w:t>
+      </w:r>
+    </w:p>
+    <w:p>
+      <w:pPr>
+        <w:widowControl w:val="0"/>
+        <w:numPr>
+          <w:ilvl w:val="0"/>
+          <w:numId w:val="2"/>
+        </w:numPr>
+        <w:spacing w:line="252" w:lineRule="auto"/>
+        <w:rPr>
+          <w:rFonts w:ascii="Garamond" w:eastAsia="Garamond" w:hAnsi="Garamond" w:cs="Garamond"/>
+          <w:sz w:val="22"/>
+          <w:szCs w:val="22"/>
+        </w:rPr>
+      </w:pPr>
+      <w:r>
+        <w:rPr>
+          <w:rFonts w:ascii="Garamond" w:eastAsia="Garamond" w:hAnsi="Garamond" w:cs="Garamond"/>
+          <w:sz w:val="22"/>
+          <w:szCs w:val="22"/>
+        </w:rPr>
+        <w:t>Monitored production services and responded quickly to warnings.</w:t>
       </w:r>
     </w:p>
     <w:p>
@@ -1376,312 +1748,21 @@
         <w:spacing w:line="252" w:lineRule="auto"/>
         <w:rPr>
           <w:rFonts w:ascii="Garamond" w:eastAsia="Garamond" w:hAnsi="Garamond" w:cs="Garamond"/>
-          <w:i/>
-          <w:color w:val="000000"/>
-          <w:sz w:val="22"/>
-          <w:szCs w:val="22"/>
-        </w:rPr>
-      </w:pPr>
-      <w:r>
-        <w:rPr>
-          <w:rFonts w:ascii="Garamond" w:eastAsia="Garamond" w:hAnsi="Garamond" w:cs="Garamond"/>
-          <w:i/>
-          <w:sz w:val="22"/>
-          <w:szCs w:val="22"/>
-        </w:rPr>
-        <w:t>Principal Software Developer</w:t>
-      </w:r>
-      <w:r>
-        <w:rPr>
-          <w:rFonts w:ascii="Garamond" w:eastAsia="Garamond" w:hAnsi="Garamond" w:cs="Garamond"/>
-          <w:i/>
-          <w:color w:val="000000"/>
-          <w:sz w:val="22"/>
-          <w:szCs w:val="22"/>
-        </w:rPr>
-        <w:tab/>
-      </w:r>
-      <w:r>
-        <w:rPr>
-          <w:rFonts w:ascii="Garamond" w:eastAsia="Garamond" w:hAnsi="Garamond" w:cs="Garamond"/>
-          <w:i/>
-          <w:color w:val="000000"/>
-          <w:sz w:val="22"/>
-          <w:szCs w:val="22"/>
-        </w:rPr>
-        <w:tab/>
-      </w:r>
-      <w:r>
-        <w:rPr>
-          <w:rFonts w:ascii="Garamond" w:eastAsia="Garamond" w:hAnsi="Garamond" w:cs="Garamond"/>
-          <w:i/>
-          <w:color w:val="000000"/>
-          <w:sz w:val="22"/>
-          <w:szCs w:val="22"/>
-        </w:rPr>
-        <w:tab/>
-      </w:r>
-      <w:r>
-        <w:rPr>
-          <w:rFonts w:ascii="Garamond" w:eastAsia="Garamond" w:hAnsi="Garamond" w:cs="Garamond"/>
-          <w:i/>
-          <w:color w:val="000000"/>
-          <w:sz w:val="22"/>
-          <w:szCs w:val="22"/>
-        </w:rPr>
-        <w:tab/>
-      </w:r>
-      <w:r>
-        <w:rPr>
-          <w:rFonts w:ascii="Garamond" w:eastAsia="Garamond" w:hAnsi="Garamond" w:cs="Garamond"/>
-          <w:i/>
-          <w:color w:val="000000"/>
-          <w:sz w:val="22"/>
-          <w:szCs w:val="22"/>
-        </w:rPr>
-        <w:tab/>
-      </w:r>
-      <w:r>
-        <w:rPr>
-          <w:rFonts w:ascii="Garamond" w:eastAsia="Garamond" w:hAnsi="Garamond" w:cs="Garamond"/>
-          <w:i/>
-          <w:color w:val="000000"/>
-          <w:sz w:val="22"/>
-          <w:szCs w:val="22"/>
-        </w:rPr>
-        <w:tab/>
-      </w:r>
-      <w:r>
-        <w:rPr>
-          <w:rFonts w:ascii="Garamond" w:eastAsia="Garamond" w:hAnsi="Garamond" w:cs="Garamond"/>
-          <w:i/>
-          <w:color w:val="000000"/>
-          <w:sz w:val="22"/>
-          <w:szCs w:val="22"/>
-        </w:rPr>
-        <w:tab/>
-      </w:r>
-      <w:r>
-        <w:rPr>
-          <w:rFonts w:ascii="Garamond" w:eastAsia="Garamond" w:hAnsi="Garamond" w:cs="Garamond"/>
-          <w:i/>
-          <w:color w:val="000000"/>
-          <w:sz w:val="22"/>
-          <w:szCs w:val="22"/>
-        </w:rPr>
-        <w:tab/>
-        <w:t xml:space="preserve">     </w:t>
-      </w:r>
-      <w:r>
-        <w:rPr>
-          <w:rFonts w:ascii="Garamond" w:eastAsia="Garamond" w:hAnsi="Garamond" w:cs="Garamond"/>
-          <w:i/>
-          <w:color w:val="000000"/>
-          <w:sz w:val="22"/>
-          <w:szCs w:val="22"/>
-        </w:rPr>
-        <w:tab/>
-        <w:t xml:space="preserve">      </w:t>
-      </w:r>
-      <w:r>
-        <w:rPr>
-          <w:rFonts w:ascii="Garamond" w:eastAsia="Garamond" w:hAnsi="Garamond" w:cs="Garamond"/>
-          <w:i/>
-          <w:color w:val="000000"/>
-          <w:sz w:val="22"/>
-          <w:szCs w:val="22"/>
-        </w:rPr>
-        <w:tab/>
-      </w:r>
-      <w:r>
-        <w:rPr>
-          <w:rFonts w:ascii="Garamond" w:eastAsia="Garamond" w:hAnsi="Garamond" w:cs="Garamond"/>
-          <w:i/>
-          <w:color w:val="000000"/>
-          <w:sz w:val="22"/>
-          <w:szCs w:val="22"/>
-        </w:rPr>
-        <w:tab/>
-      </w:r>
-      <w:r>
-        <w:rPr>
-          <w:rFonts w:ascii="Garamond" w:eastAsia="Garamond" w:hAnsi="Garamond" w:cs="Garamond"/>
-          <w:i/>
-          <w:sz w:val="22"/>
-          <w:szCs w:val="22"/>
-        </w:rPr>
-        <w:t>Madison, AL</w:t>
-      </w:r>
-    </w:p>
-    <w:p>
-      <w:pPr>
-        <w:widowControl w:val="0"/>
-        <w:numPr>
-          <w:ilvl w:val="0"/>
-          <w:numId w:val="2"/>
-        </w:numPr>
-        <w:spacing w:line="252" w:lineRule="auto"/>
-        <w:rPr>
-          <w:rFonts w:ascii="Garamond" w:eastAsia="Garamond" w:hAnsi="Garamond" w:cs="Garamond"/>
-          <w:sz w:val="22"/>
-          <w:szCs w:val="22"/>
-        </w:rPr>
-      </w:pPr>
-      <w:r>
-        <w:rPr>
-          <w:rFonts w:ascii="Garamond" w:eastAsia="Garamond" w:hAnsi="Garamond" w:cs="Garamond"/>
-          <w:sz w:val="22"/>
-          <w:szCs w:val="22"/>
-        </w:rPr>
-        <w:t>Worked on an existing Xamarin Forms cross-platform solution, driving improvements and advancing its capabilities.</w:t>
-      </w:r>
-    </w:p>
-    <w:p>
-      <w:pPr>
-        <w:widowControl w:val="0"/>
-        <w:numPr>
-          <w:ilvl w:val="0"/>
-          <w:numId w:val="2"/>
-        </w:numPr>
-        <w:spacing w:line="252" w:lineRule="auto"/>
-        <w:rPr>
-          <w:rFonts w:ascii="Garamond" w:eastAsia="Garamond" w:hAnsi="Garamond" w:cs="Garamond"/>
-          <w:sz w:val="22"/>
-          <w:szCs w:val="22"/>
-        </w:rPr>
-      </w:pPr>
-      <w:r>
-        <w:rPr>
-          <w:rFonts w:ascii="Garamond" w:eastAsia="Garamond" w:hAnsi="Garamond" w:cs="Garamond"/>
-          <w:sz w:val="22"/>
-          <w:szCs w:val="22"/>
-        </w:rPr>
-        <w:t>Developed a</w:t>
-      </w:r>
-      <w:r>
-        <w:rPr>
-          <w:rFonts w:ascii="Garamond" w:eastAsia="Garamond" w:hAnsi="Garamond" w:cs="Garamond"/>
-          <w:sz w:val="22"/>
-          <w:szCs w:val="22"/>
+          <w:b/>
+          <w:color w:val="000000"/>
+          <w:sz w:val="8"/>
+          <w:szCs w:val="8"/>
+        </w:rPr>
+      </w:pPr>
+      <w:r>
+        <w:rPr>
+          <w:rFonts w:ascii="Garamond" w:eastAsia="Garamond" w:hAnsi="Garamond" w:cs="Garamond"/>
+          <w:b/>
+          <w:color w:val="000000"/>
+          <w:sz w:val="18"/>
+          <w:szCs w:val="18"/>
         </w:rPr>
         <w:t xml:space="preserve"> </w:t>
-      </w:r>
-      <w:r>
-        <w:rPr>
-          <w:rFonts w:ascii="Garamond" w:eastAsia="Garamond" w:hAnsi="Garamond" w:cs="Garamond"/>
-          <w:sz w:val="22"/>
-          <w:szCs w:val="22"/>
-        </w:rPr>
-        <w:t>web application using Angular</w:t>
-      </w:r>
-      <w:r>
-        <w:rPr>
-          <w:rFonts w:ascii="Garamond" w:eastAsia="Garamond" w:hAnsi="Garamond" w:cs="Garamond"/>
-          <w:sz w:val="22"/>
-          <w:szCs w:val="22"/>
-        </w:rPr>
-        <w:t xml:space="preserve"> to fit within a</w:t>
-      </w:r>
-      <w:r>
-        <w:rPr>
-          <w:rFonts w:ascii="Garamond" w:eastAsia="Garamond" w:hAnsi="Garamond" w:cs="Garamond"/>
-          <w:sz w:val="22"/>
-          <w:szCs w:val="22"/>
-        </w:rPr>
-        <w:t>n existing</w:t>
-      </w:r>
-      <w:r>
-        <w:rPr>
-          <w:rFonts w:ascii="Garamond" w:eastAsia="Garamond" w:hAnsi="Garamond" w:cs="Garamond"/>
-          <w:sz w:val="22"/>
-          <w:szCs w:val="22"/>
-        </w:rPr>
-        <w:t xml:space="preserve"> cloud-based SaaS application</w:t>
-      </w:r>
-      <w:r>
-        <w:rPr>
-          <w:rFonts w:ascii="Garamond" w:eastAsia="Garamond" w:hAnsi="Garamond" w:cs="Garamond"/>
-          <w:sz w:val="22"/>
-          <w:szCs w:val="22"/>
-        </w:rPr>
-        <w:t>.</w:t>
-      </w:r>
-    </w:p>
-    <w:p>
-      <w:pPr>
-        <w:widowControl w:val="0"/>
-        <w:numPr>
-          <w:ilvl w:val="0"/>
-          <w:numId w:val="2"/>
-        </w:numPr>
-        <w:spacing w:line="252" w:lineRule="auto"/>
-        <w:rPr>
-          <w:rFonts w:ascii="Garamond" w:eastAsia="Garamond" w:hAnsi="Garamond" w:cs="Garamond"/>
-          <w:sz w:val="22"/>
-          <w:szCs w:val="22"/>
-        </w:rPr>
-      </w:pPr>
-      <w:r>
-        <w:rPr>
-          <w:rFonts w:ascii="Garamond" w:eastAsia="Garamond" w:hAnsi="Garamond" w:cs="Garamond"/>
-          <w:sz w:val="22"/>
-          <w:szCs w:val="22"/>
-        </w:rPr>
-        <w:t>Developed web services in ASP.NET for the mobile application to consume.</w:t>
-      </w:r>
-    </w:p>
-    <w:p>
-      <w:pPr>
-        <w:widowControl w:val="0"/>
-        <w:numPr>
-          <w:ilvl w:val="0"/>
-          <w:numId w:val="2"/>
-        </w:numPr>
-        <w:spacing w:line="252" w:lineRule="auto"/>
-        <w:rPr>
-          <w:rFonts w:ascii="Garamond" w:eastAsia="Garamond" w:hAnsi="Garamond" w:cs="Garamond"/>
-          <w:sz w:val="22"/>
-          <w:szCs w:val="22"/>
-        </w:rPr>
-      </w:pPr>
-      <w:r>
-        <w:rPr>
-          <w:rFonts w:ascii="Garamond" w:eastAsia="Garamond" w:hAnsi="Garamond" w:cs="Garamond"/>
-          <w:sz w:val="22"/>
-          <w:szCs w:val="22"/>
-        </w:rPr>
-        <w:t>Created unit and integration tests to cover both client and server.</w:t>
-      </w:r>
-    </w:p>
-    <w:p>
-      <w:pPr>
-        <w:widowControl w:val="0"/>
-        <w:numPr>
-          <w:ilvl w:val="0"/>
-          <w:numId w:val="2"/>
-        </w:numPr>
-        <w:spacing w:line="252" w:lineRule="auto"/>
-        <w:rPr>
-          <w:rFonts w:ascii="Garamond" w:eastAsia="Garamond" w:hAnsi="Garamond" w:cs="Garamond"/>
-          <w:sz w:val="12"/>
-          <w:szCs w:val="12"/>
-        </w:rPr>
-      </w:pPr>
-      <w:r>
-        <w:rPr>
-          <w:rFonts w:ascii="Garamond" w:eastAsia="Garamond" w:hAnsi="Garamond" w:cs="Garamond"/>
-          <w:sz w:val="22"/>
-          <w:szCs w:val="22"/>
-        </w:rPr>
-        <w:t>Filled the role of Scrum Master.</w:t>
-      </w:r>
-      <w:r>
-        <w:rPr>
-          <w:rFonts w:ascii="Garamond" w:eastAsia="Garamond" w:hAnsi="Garamond" w:cs="Garamond"/>
-          <w:sz w:val="22"/>
-          <w:szCs w:val="22"/>
-        </w:rPr>
-        <w:br/>
       </w:r>
     </w:p>
     <w:p>
@@ -1698,119 +1779,109 @@
         <w:rPr>
           <w:rFonts w:ascii="Garamond" w:eastAsia="Garamond" w:hAnsi="Garamond" w:cs="Garamond"/>
           <w:b/>
-          <w:sz w:val="22"/>
-          <w:szCs w:val="22"/>
-        </w:rPr>
-      </w:pPr>
-      <w:r>
-        <w:rPr>
-          <w:rFonts w:ascii="Garamond" w:eastAsia="Garamond" w:hAnsi="Garamond" w:cs="Garamond"/>
-          <w:b/>
-          <w:sz w:val="22"/>
-          <w:szCs w:val="22"/>
-        </w:rPr>
-        <w:t xml:space="preserve">Hexagon </w:t>
-      </w:r>
-      <w:r>
-        <w:rPr>
-          <w:rFonts w:ascii="Garamond" w:eastAsia="Garamond" w:hAnsi="Garamond" w:cs="Garamond"/>
-          <w:b/>
-          <w:color w:val="000000"/>
-          <w:sz w:val="22"/>
-          <w:szCs w:val="22"/>
-        </w:rPr>
-        <w:t>Asset Lifecycle Intelligence</w:t>
-      </w:r>
-      <w:r>
-        <w:rPr>
-          <w:rFonts w:ascii="Garamond" w:eastAsia="Garamond" w:hAnsi="Garamond" w:cs="Garamond"/>
-          <w:b/>
-          <w:color w:val="000000"/>
-          <w:sz w:val="22"/>
-          <w:szCs w:val="22"/>
-        </w:rPr>
-        <w:tab/>
-      </w:r>
-      <w:r>
-        <w:rPr>
-          <w:rFonts w:ascii="Garamond" w:eastAsia="Garamond" w:hAnsi="Garamond" w:cs="Garamond"/>
-          <w:b/>
-          <w:color w:val="000000"/>
-          <w:sz w:val="22"/>
-          <w:szCs w:val="22"/>
-        </w:rPr>
-        <w:tab/>
-      </w:r>
-      <w:r>
-        <w:rPr>
-          <w:rFonts w:ascii="Garamond" w:eastAsia="Garamond" w:hAnsi="Garamond" w:cs="Garamond"/>
-          <w:b/>
-          <w:color w:val="000000"/>
-          <w:sz w:val="22"/>
-          <w:szCs w:val="22"/>
-        </w:rPr>
-        <w:tab/>
-      </w:r>
-      <w:r>
-        <w:rPr>
-          <w:rFonts w:ascii="Garamond" w:eastAsia="Garamond" w:hAnsi="Garamond" w:cs="Garamond"/>
-          <w:b/>
-          <w:color w:val="000000"/>
-          <w:sz w:val="22"/>
-          <w:szCs w:val="22"/>
-        </w:rPr>
-        <w:tab/>
-      </w:r>
-      <w:r>
-        <w:rPr>
-          <w:rFonts w:ascii="Garamond" w:eastAsia="Garamond" w:hAnsi="Garamond" w:cs="Garamond"/>
-          <w:b/>
-          <w:color w:val="000000"/>
-          <w:sz w:val="22"/>
-          <w:szCs w:val="22"/>
-        </w:rPr>
-        <w:tab/>
-      </w:r>
-      <w:r>
-        <w:rPr>
-          <w:rFonts w:ascii="Garamond" w:eastAsia="Garamond" w:hAnsi="Garamond" w:cs="Garamond"/>
-          <w:b/>
-          <w:color w:val="000000"/>
-          <w:sz w:val="22"/>
-          <w:szCs w:val="22"/>
-        </w:rPr>
-        <w:tab/>
-      </w:r>
-      <w:r>
-        <w:rPr>
-          <w:rFonts w:ascii="Garamond" w:eastAsia="Garamond" w:hAnsi="Garamond" w:cs="Garamond"/>
-          <w:b/>
-          <w:color w:val="000000"/>
-          <w:sz w:val="22"/>
-          <w:szCs w:val="22"/>
-        </w:rPr>
-        <w:tab/>
-        <w:t xml:space="preserve"> </w:t>
-      </w:r>
-      <w:r>
-        <w:rPr>
-          <w:rFonts w:ascii="Garamond" w:eastAsia="Garamond" w:hAnsi="Garamond" w:cs="Garamond"/>
-          <w:b/>
-          <w:color w:val="000000"/>
-          <w:sz w:val="22"/>
-          <w:szCs w:val="22"/>
-        </w:rPr>
-        <w:tab/>
-        <w:t xml:space="preserve"> </w:t>
-      </w:r>
-      <w:r>
-        <w:rPr>
-          <w:rFonts w:ascii="Garamond" w:eastAsia="Garamond" w:hAnsi="Garamond" w:cs="Garamond"/>
-          <w:b/>
-          <w:sz w:val="22"/>
-          <w:szCs w:val="22"/>
-        </w:rPr>
-        <w:t xml:space="preserve">Jan. 2016 </w:t>
+          <w:color w:val="000000"/>
+          <w:sz w:val="22"/>
+          <w:szCs w:val="22"/>
+        </w:rPr>
+      </w:pPr>
+      <w:r>
+        <w:rPr>
+          <w:rFonts w:ascii="Garamond" w:eastAsia="Garamond" w:hAnsi="Garamond" w:cs="Garamond"/>
+          <w:b/>
+          <w:color w:val="000000"/>
+          <w:sz w:val="22"/>
+          <w:szCs w:val="22"/>
+        </w:rPr>
+        <w:t>Hexagon Asset Lifecycle Intelligence</w:t>
+      </w:r>
+      <w:r>
+        <w:rPr>
+          <w:rFonts w:ascii="Garamond" w:eastAsia="Garamond" w:hAnsi="Garamond" w:cs="Garamond"/>
+          <w:b/>
+          <w:color w:val="000000"/>
+          <w:sz w:val="22"/>
+          <w:szCs w:val="22"/>
+        </w:rPr>
+        <w:tab/>
+      </w:r>
+      <w:r>
+        <w:rPr>
+          <w:rFonts w:ascii="Garamond" w:eastAsia="Garamond" w:hAnsi="Garamond" w:cs="Garamond"/>
+          <w:b/>
+          <w:color w:val="000000"/>
+          <w:sz w:val="22"/>
+          <w:szCs w:val="22"/>
+        </w:rPr>
+        <w:tab/>
+      </w:r>
+      <w:r>
+        <w:rPr>
+          <w:rFonts w:ascii="Garamond" w:eastAsia="Garamond" w:hAnsi="Garamond" w:cs="Garamond"/>
+          <w:b/>
+          <w:color w:val="000000"/>
+          <w:sz w:val="22"/>
+          <w:szCs w:val="22"/>
+        </w:rPr>
+        <w:tab/>
+      </w:r>
+      <w:r>
+        <w:rPr>
+          <w:rFonts w:ascii="Garamond" w:eastAsia="Garamond" w:hAnsi="Garamond" w:cs="Garamond"/>
+          <w:b/>
+          <w:color w:val="000000"/>
+          <w:sz w:val="22"/>
+          <w:szCs w:val="22"/>
+        </w:rPr>
+        <w:tab/>
+      </w:r>
+      <w:r>
+        <w:rPr>
+          <w:rFonts w:ascii="Garamond" w:eastAsia="Garamond" w:hAnsi="Garamond" w:cs="Garamond"/>
+          <w:b/>
+          <w:color w:val="000000"/>
+          <w:sz w:val="22"/>
+          <w:szCs w:val="22"/>
+        </w:rPr>
+        <w:tab/>
+      </w:r>
+      <w:r>
+        <w:rPr>
+          <w:rFonts w:ascii="Garamond" w:eastAsia="Garamond" w:hAnsi="Garamond" w:cs="Garamond"/>
+          <w:b/>
+          <w:color w:val="000000"/>
+          <w:sz w:val="22"/>
+          <w:szCs w:val="22"/>
+        </w:rPr>
+        <w:tab/>
+      </w:r>
+      <w:r>
+        <w:rPr>
+          <w:rFonts w:ascii="Garamond" w:eastAsia="Garamond" w:hAnsi="Garamond" w:cs="Garamond"/>
+          <w:b/>
+          <w:color w:val="000000"/>
+          <w:sz w:val="22"/>
+          <w:szCs w:val="22"/>
+        </w:rPr>
+        <w:tab/>
+      </w:r>
+      <w:r>
+        <w:rPr>
+          <w:rFonts w:ascii="Garamond" w:eastAsia="Garamond" w:hAnsi="Garamond" w:cs="Garamond"/>
+          <w:b/>
+          <w:color w:val="000000"/>
+          <w:sz w:val="22"/>
+          <w:szCs w:val="22"/>
+        </w:rPr>
+        <w:tab/>
+      </w:r>
+      <w:r>
+        <w:rPr>
+          <w:rFonts w:ascii="Garamond" w:eastAsia="Garamond" w:hAnsi="Garamond" w:cs="Garamond"/>
+          <w:b/>
+          <w:sz w:val="22"/>
+          <w:szCs w:val="22"/>
+        </w:rPr>
+        <w:t xml:space="preserve">Apr. 2017 </w:t>
       </w:r>
       <w:r>
         <w:rPr>
@@ -1829,7 +1900,7 @@
           <w:sz w:val="22"/>
           <w:szCs w:val="22"/>
         </w:rPr>
-        <w:t>Apr. 2017</w:t>
+        <w:t>Oct. 2021</w:t>
       </w:r>
     </w:p>
     <w:p>
@@ -1858,27 +1929,7 @@
           <w:sz w:val="22"/>
           <w:szCs w:val="22"/>
         </w:rPr>
-        <w:t>Software Analyst</w:t>
-      </w:r>
-      <w:r>
-        <w:rPr>
-          <w:rFonts w:ascii="Garamond" w:eastAsia="Garamond" w:hAnsi="Garamond" w:cs="Garamond"/>
-          <w:i/>
-          <w:color w:val="000000"/>
-          <w:sz w:val="22"/>
-          <w:szCs w:val="22"/>
-        </w:rPr>
-        <w:tab/>
-      </w:r>
-      <w:r>
-        <w:rPr>
-          <w:rFonts w:ascii="Garamond" w:eastAsia="Garamond" w:hAnsi="Garamond" w:cs="Garamond"/>
-          <w:i/>
-          <w:color w:val="000000"/>
-          <w:sz w:val="22"/>
-          <w:szCs w:val="22"/>
-        </w:rPr>
-        <w:tab/>
+        <w:t>Principal Software Developer</w:t>
       </w:r>
       <w:r>
         <w:rPr>
@@ -1970,7 +2021,17 @@
           <w:szCs w:val="22"/>
         </w:rPr>
         <w:tab/>
-        <w:t xml:space="preserve">       </w:t>
+        <w:t xml:space="preserve">      </w:t>
+      </w:r>
+      <w:r>
+        <w:rPr>
+          <w:rFonts w:ascii="Garamond" w:eastAsia="Garamond" w:hAnsi="Garamond" w:cs="Garamond"/>
+          <w:i/>
+          <w:color w:val="000000"/>
+          <w:sz w:val="22"/>
+          <w:szCs w:val="22"/>
+        </w:rPr>
+        <w:tab/>
       </w:r>
       <w:r>
         <w:rPr>
@@ -2012,15 +2073,7 @@
           <w:sz w:val="22"/>
           <w:szCs w:val="22"/>
         </w:rPr>
-        <w:t>Maintained the building and testing processes for a large software application</w:t>
-      </w:r>
-      <w:r>
-        <w:rPr>
-          <w:rFonts w:ascii="Garamond" w:eastAsia="Garamond" w:hAnsi="Garamond" w:cs="Garamond"/>
-          <w:sz w:val="22"/>
-          <w:szCs w:val="22"/>
-        </w:rPr>
-        <w:t>.</w:t>
+        <w:t>Worked on an existing Xamarin Forms cross-platform solution, driving improvements and advancing its capabilities.</w:t>
       </w:r>
     </w:p>
     <w:p>
@@ -2043,7 +2096,512 @@
           <w:sz w:val="22"/>
           <w:szCs w:val="22"/>
         </w:rPr>
-        <w:t>Contributed to the development and maintenance of DevOp tools</w:t>
+        <w:t>Developed a</w:t>
+      </w:r>
+      <w:r>
+        <w:rPr>
+          <w:rFonts w:ascii="Garamond" w:eastAsia="Garamond" w:hAnsi="Garamond" w:cs="Garamond"/>
+          <w:sz w:val="22"/>
+          <w:szCs w:val="22"/>
+        </w:rPr>
+        <w:t xml:space="preserve"> </w:t>
+      </w:r>
+      <w:r>
+        <w:rPr>
+          <w:rFonts w:ascii="Garamond" w:eastAsia="Garamond" w:hAnsi="Garamond" w:cs="Garamond"/>
+          <w:sz w:val="22"/>
+          <w:szCs w:val="22"/>
+        </w:rPr>
+        <w:t>web application using Angular</w:t>
+      </w:r>
+      <w:r>
+        <w:rPr>
+          <w:rFonts w:ascii="Garamond" w:eastAsia="Garamond" w:hAnsi="Garamond" w:cs="Garamond"/>
+          <w:sz w:val="22"/>
+          <w:szCs w:val="22"/>
+        </w:rPr>
+        <w:t xml:space="preserve"> to fit within a</w:t>
+      </w:r>
+      <w:r>
+        <w:rPr>
+          <w:rFonts w:ascii="Garamond" w:eastAsia="Garamond" w:hAnsi="Garamond" w:cs="Garamond"/>
+          <w:sz w:val="22"/>
+          <w:szCs w:val="22"/>
+        </w:rPr>
+        <w:t>n existing</w:t>
+      </w:r>
+      <w:r>
+        <w:rPr>
+          <w:rFonts w:ascii="Garamond" w:eastAsia="Garamond" w:hAnsi="Garamond" w:cs="Garamond"/>
+          <w:sz w:val="22"/>
+          <w:szCs w:val="22"/>
+        </w:rPr>
+        <w:t xml:space="preserve"> cloud-based SaaS application</w:t>
+      </w:r>
+      <w:r>
+        <w:rPr>
+          <w:rFonts w:ascii="Garamond" w:eastAsia="Garamond" w:hAnsi="Garamond" w:cs="Garamond"/>
+          <w:sz w:val="22"/>
+          <w:szCs w:val="22"/>
+        </w:rPr>
+        <w:t>.</w:t>
+      </w:r>
+    </w:p>
+    <w:p>
+      <w:pPr>
+        <w:widowControl w:val="0"/>
+        <w:numPr>
+          <w:ilvl w:val="0"/>
+          <w:numId w:val="2"/>
+        </w:numPr>
+        <w:spacing w:line="252" w:lineRule="auto"/>
+        <w:rPr>
+          <w:rFonts w:ascii="Garamond" w:eastAsia="Garamond" w:hAnsi="Garamond" w:cs="Garamond"/>
+          <w:sz w:val="22"/>
+          <w:szCs w:val="22"/>
+        </w:rPr>
+      </w:pPr>
+      <w:r>
+        <w:rPr>
+          <w:rFonts w:ascii="Garamond" w:eastAsia="Garamond" w:hAnsi="Garamond" w:cs="Garamond"/>
+          <w:sz w:val="22"/>
+          <w:szCs w:val="22"/>
+        </w:rPr>
+        <w:t>Developed web services in ASP.NET for the mobile application to consume.</w:t>
+      </w:r>
+    </w:p>
+    <w:p>
+      <w:pPr>
+        <w:widowControl w:val="0"/>
+        <w:numPr>
+          <w:ilvl w:val="0"/>
+          <w:numId w:val="2"/>
+        </w:numPr>
+        <w:spacing w:line="252" w:lineRule="auto"/>
+        <w:rPr>
+          <w:rFonts w:ascii="Garamond" w:eastAsia="Garamond" w:hAnsi="Garamond" w:cs="Garamond"/>
+          <w:sz w:val="22"/>
+          <w:szCs w:val="22"/>
+        </w:rPr>
+      </w:pPr>
+      <w:r>
+        <w:rPr>
+          <w:rFonts w:ascii="Garamond" w:eastAsia="Garamond" w:hAnsi="Garamond" w:cs="Garamond"/>
+          <w:sz w:val="22"/>
+          <w:szCs w:val="22"/>
+        </w:rPr>
+        <w:t>Created unit and integration tests to cover both client and server.</w:t>
+      </w:r>
+    </w:p>
+    <w:p>
+      <w:pPr>
+        <w:widowControl w:val="0"/>
+        <w:numPr>
+          <w:ilvl w:val="0"/>
+          <w:numId w:val="2"/>
+        </w:numPr>
+        <w:spacing w:line="252" w:lineRule="auto"/>
+        <w:rPr>
+          <w:rFonts w:ascii="Garamond" w:eastAsia="Garamond" w:hAnsi="Garamond" w:cs="Garamond"/>
+          <w:sz w:val="12"/>
+          <w:szCs w:val="12"/>
+        </w:rPr>
+      </w:pPr>
+      <w:r>
+        <w:rPr>
+          <w:rFonts w:ascii="Garamond" w:eastAsia="Garamond" w:hAnsi="Garamond" w:cs="Garamond"/>
+          <w:sz w:val="22"/>
+          <w:szCs w:val="22"/>
+        </w:rPr>
+        <w:t>Filled the role of Scrum Master.</w:t>
+      </w:r>
+      <w:r>
+        <w:rPr>
+          <w:rFonts w:ascii="Garamond" w:eastAsia="Garamond" w:hAnsi="Garamond" w:cs="Garamond"/>
+          <w:sz w:val="22"/>
+          <w:szCs w:val="22"/>
+        </w:rPr>
+        <w:br/>
+      </w:r>
+    </w:p>
+    <w:p>
+      <w:pPr>
+        <w:widowControl w:val="0"/>
+        <w:pBdr>
+          <w:top w:val="nil"/>
+          <w:left w:val="nil"/>
+          <w:bottom w:val="nil"/>
+          <w:right w:val="nil"/>
+          <w:between w:val="nil"/>
+        </w:pBdr>
+        <w:spacing w:line="252" w:lineRule="auto"/>
+        <w:rPr>
+          <w:rFonts w:ascii="Garamond" w:eastAsia="Garamond" w:hAnsi="Garamond" w:cs="Garamond"/>
+          <w:b/>
+          <w:sz w:val="22"/>
+          <w:szCs w:val="22"/>
+        </w:rPr>
+      </w:pPr>
+      <w:r>
+        <w:rPr>
+          <w:rFonts w:ascii="Garamond" w:eastAsia="Garamond" w:hAnsi="Garamond" w:cs="Garamond"/>
+          <w:b/>
+          <w:sz w:val="22"/>
+          <w:szCs w:val="22"/>
+        </w:rPr>
+        <w:t xml:space="preserve">Hexagon </w:t>
+      </w:r>
+      <w:r>
+        <w:rPr>
+          <w:rFonts w:ascii="Garamond" w:eastAsia="Garamond" w:hAnsi="Garamond" w:cs="Garamond"/>
+          <w:b/>
+          <w:color w:val="000000"/>
+          <w:sz w:val="22"/>
+          <w:szCs w:val="22"/>
+        </w:rPr>
+        <w:t>Asset Lifecycle Intelligence</w:t>
+      </w:r>
+      <w:r>
+        <w:rPr>
+          <w:rFonts w:ascii="Garamond" w:eastAsia="Garamond" w:hAnsi="Garamond" w:cs="Garamond"/>
+          <w:b/>
+          <w:color w:val="000000"/>
+          <w:sz w:val="22"/>
+          <w:szCs w:val="22"/>
+        </w:rPr>
+        <w:tab/>
+      </w:r>
+      <w:r>
+        <w:rPr>
+          <w:rFonts w:ascii="Garamond" w:eastAsia="Garamond" w:hAnsi="Garamond" w:cs="Garamond"/>
+          <w:b/>
+          <w:color w:val="000000"/>
+          <w:sz w:val="22"/>
+          <w:szCs w:val="22"/>
+        </w:rPr>
+        <w:tab/>
+      </w:r>
+      <w:r>
+        <w:rPr>
+          <w:rFonts w:ascii="Garamond" w:eastAsia="Garamond" w:hAnsi="Garamond" w:cs="Garamond"/>
+          <w:b/>
+          <w:color w:val="000000"/>
+          <w:sz w:val="22"/>
+          <w:szCs w:val="22"/>
+        </w:rPr>
+        <w:tab/>
+      </w:r>
+      <w:r>
+        <w:rPr>
+          <w:rFonts w:ascii="Garamond" w:eastAsia="Garamond" w:hAnsi="Garamond" w:cs="Garamond"/>
+          <w:b/>
+          <w:color w:val="000000"/>
+          <w:sz w:val="22"/>
+          <w:szCs w:val="22"/>
+        </w:rPr>
+        <w:tab/>
+      </w:r>
+      <w:r>
+        <w:rPr>
+          <w:rFonts w:ascii="Garamond" w:eastAsia="Garamond" w:hAnsi="Garamond" w:cs="Garamond"/>
+          <w:b/>
+          <w:color w:val="000000"/>
+          <w:sz w:val="22"/>
+          <w:szCs w:val="22"/>
+        </w:rPr>
+        <w:tab/>
+      </w:r>
+      <w:r>
+        <w:rPr>
+          <w:rFonts w:ascii="Garamond" w:eastAsia="Garamond" w:hAnsi="Garamond" w:cs="Garamond"/>
+          <w:b/>
+          <w:color w:val="000000"/>
+          <w:sz w:val="22"/>
+          <w:szCs w:val="22"/>
+        </w:rPr>
+        <w:tab/>
+      </w:r>
+      <w:r>
+        <w:rPr>
+          <w:rFonts w:ascii="Garamond" w:eastAsia="Garamond" w:hAnsi="Garamond" w:cs="Garamond"/>
+          <w:b/>
+          <w:color w:val="000000"/>
+          <w:sz w:val="22"/>
+          <w:szCs w:val="22"/>
+        </w:rPr>
+        <w:tab/>
+        <w:t xml:space="preserve"> </w:t>
+      </w:r>
+      <w:r>
+        <w:rPr>
+          <w:rFonts w:ascii="Garamond" w:eastAsia="Garamond" w:hAnsi="Garamond" w:cs="Garamond"/>
+          <w:b/>
+          <w:color w:val="000000"/>
+          <w:sz w:val="22"/>
+          <w:szCs w:val="22"/>
+        </w:rPr>
+        <w:tab/>
+        <w:t xml:space="preserve"> </w:t>
+      </w:r>
+      <w:r>
+        <w:rPr>
+          <w:rFonts w:ascii="Garamond" w:eastAsia="Garamond" w:hAnsi="Garamond" w:cs="Garamond"/>
+          <w:b/>
+          <w:sz w:val="22"/>
+          <w:szCs w:val="22"/>
+        </w:rPr>
+        <w:t xml:space="preserve">Jan. 2016 </w:t>
+      </w:r>
+      <w:r>
+        <w:rPr>
+          <w:rFonts w:ascii="Garamond" w:eastAsia="Garamond" w:hAnsi="Garamond" w:cs="Garamond"/>
+          <w:b/>
+          <w:color w:val="000000"/>
+          <w:sz w:val="22"/>
+          <w:szCs w:val="22"/>
+        </w:rPr>
+        <w:t xml:space="preserve">– </w:t>
+      </w:r>
+      <w:r>
+        <w:rPr>
+          <w:rFonts w:ascii="Garamond" w:eastAsia="Garamond" w:hAnsi="Garamond" w:cs="Garamond"/>
+          <w:b/>
+          <w:sz w:val="22"/>
+          <w:szCs w:val="22"/>
+        </w:rPr>
+        <w:t>Apr. 2017</w:t>
+      </w:r>
+    </w:p>
+    <w:p>
+      <w:pPr>
+        <w:widowControl w:val="0"/>
+        <w:pBdr>
+          <w:top w:val="nil"/>
+          <w:left w:val="nil"/>
+          <w:bottom w:val="nil"/>
+          <w:right w:val="nil"/>
+          <w:between w:val="nil"/>
+        </w:pBdr>
+        <w:spacing w:line="252" w:lineRule="auto"/>
+        <w:rPr>
+          <w:rFonts w:ascii="Garamond" w:eastAsia="Garamond" w:hAnsi="Garamond" w:cs="Garamond"/>
+          <w:i/>
+          <w:color w:val="000000"/>
+          <w:sz w:val="22"/>
+          <w:szCs w:val="22"/>
+        </w:rPr>
+      </w:pPr>
+      <w:r>
+        <w:rPr>
+          <w:rFonts w:ascii="Garamond" w:eastAsia="Garamond" w:hAnsi="Garamond" w:cs="Garamond"/>
+          <w:i/>
+          <w:sz w:val="22"/>
+          <w:szCs w:val="22"/>
+        </w:rPr>
+        <w:t>Software Analyst</w:t>
+      </w:r>
+      <w:r>
+        <w:rPr>
+          <w:rFonts w:ascii="Garamond" w:eastAsia="Garamond" w:hAnsi="Garamond" w:cs="Garamond"/>
+          <w:i/>
+          <w:color w:val="000000"/>
+          <w:sz w:val="22"/>
+          <w:szCs w:val="22"/>
+        </w:rPr>
+        <w:tab/>
+      </w:r>
+      <w:r>
+        <w:rPr>
+          <w:rFonts w:ascii="Garamond" w:eastAsia="Garamond" w:hAnsi="Garamond" w:cs="Garamond"/>
+          <w:i/>
+          <w:color w:val="000000"/>
+          <w:sz w:val="22"/>
+          <w:szCs w:val="22"/>
+        </w:rPr>
+        <w:tab/>
+      </w:r>
+      <w:r>
+        <w:rPr>
+          <w:rFonts w:ascii="Garamond" w:eastAsia="Garamond" w:hAnsi="Garamond" w:cs="Garamond"/>
+          <w:i/>
+          <w:color w:val="000000"/>
+          <w:sz w:val="22"/>
+          <w:szCs w:val="22"/>
+        </w:rPr>
+        <w:tab/>
+      </w:r>
+      <w:r>
+        <w:rPr>
+          <w:rFonts w:ascii="Garamond" w:eastAsia="Garamond" w:hAnsi="Garamond" w:cs="Garamond"/>
+          <w:i/>
+          <w:color w:val="000000"/>
+          <w:sz w:val="22"/>
+          <w:szCs w:val="22"/>
+        </w:rPr>
+        <w:tab/>
+      </w:r>
+      <w:r>
+        <w:rPr>
+          <w:rFonts w:ascii="Garamond" w:eastAsia="Garamond" w:hAnsi="Garamond" w:cs="Garamond"/>
+          <w:i/>
+          <w:color w:val="000000"/>
+          <w:sz w:val="22"/>
+          <w:szCs w:val="22"/>
+        </w:rPr>
+        <w:tab/>
+      </w:r>
+      <w:r>
+        <w:rPr>
+          <w:rFonts w:ascii="Garamond" w:eastAsia="Garamond" w:hAnsi="Garamond" w:cs="Garamond"/>
+          <w:i/>
+          <w:color w:val="000000"/>
+          <w:sz w:val="22"/>
+          <w:szCs w:val="22"/>
+        </w:rPr>
+        <w:tab/>
+      </w:r>
+      <w:r>
+        <w:rPr>
+          <w:rFonts w:ascii="Garamond" w:eastAsia="Garamond" w:hAnsi="Garamond" w:cs="Garamond"/>
+          <w:i/>
+          <w:color w:val="000000"/>
+          <w:sz w:val="22"/>
+          <w:szCs w:val="22"/>
+        </w:rPr>
+        <w:tab/>
+      </w:r>
+      <w:r>
+        <w:rPr>
+          <w:rFonts w:ascii="Garamond" w:eastAsia="Garamond" w:hAnsi="Garamond" w:cs="Garamond"/>
+          <w:i/>
+          <w:color w:val="000000"/>
+          <w:sz w:val="22"/>
+          <w:szCs w:val="22"/>
+        </w:rPr>
+        <w:tab/>
+      </w:r>
+      <w:r>
+        <w:rPr>
+          <w:rFonts w:ascii="Garamond" w:eastAsia="Garamond" w:hAnsi="Garamond" w:cs="Garamond"/>
+          <w:i/>
+          <w:color w:val="000000"/>
+          <w:sz w:val="22"/>
+          <w:szCs w:val="22"/>
+        </w:rPr>
+        <w:tab/>
+      </w:r>
+      <w:r>
+        <w:rPr>
+          <w:rFonts w:ascii="Garamond" w:eastAsia="Garamond" w:hAnsi="Garamond" w:cs="Garamond"/>
+          <w:i/>
+          <w:color w:val="000000"/>
+          <w:sz w:val="22"/>
+          <w:szCs w:val="22"/>
+        </w:rPr>
+        <w:tab/>
+        <w:t xml:space="preserve">     </w:t>
+      </w:r>
+      <w:r>
+        <w:rPr>
+          <w:rFonts w:ascii="Garamond" w:eastAsia="Garamond" w:hAnsi="Garamond" w:cs="Garamond"/>
+          <w:i/>
+          <w:color w:val="000000"/>
+          <w:sz w:val="22"/>
+          <w:szCs w:val="22"/>
+        </w:rPr>
+        <w:tab/>
+        <w:t xml:space="preserve">       </w:t>
+      </w:r>
+      <w:r>
+        <w:rPr>
+          <w:rFonts w:ascii="Garamond" w:eastAsia="Garamond" w:hAnsi="Garamond" w:cs="Garamond"/>
+          <w:i/>
+          <w:color w:val="000000"/>
+          <w:sz w:val="22"/>
+          <w:szCs w:val="22"/>
+        </w:rPr>
+        <w:tab/>
+      </w:r>
+      <w:r>
+        <w:rPr>
+          <w:rFonts w:ascii="Garamond" w:eastAsia="Garamond" w:hAnsi="Garamond" w:cs="Garamond"/>
+          <w:i/>
+          <w:sz w:val="22"/>
+          <w:szCs w:val="22"/>
+        </w:rPr>
+        <w:t>Madison, AL</w:t>
+      </w:r>
+    </w:p>
+    <w:p>
+      <w:pPr>
+        <w:widowControl w:val="0"/>
+        <w:numPr>
+          <w:ilvl w:val="0"/>
+          <w:numId w:val="2"/>
+        </w:numPr>
+        <w:spacing w:line="252" w:lineRule="auto"/>
+        <w:rPr>
+          <w:rFonts w:ascii="Garamond" w:eastAsia="Garamond" w:hAnsi="Garamond" w:cs="Garamond"/>
+          <w:sz w:val="22"/>
+          <w:szCs w:val="22"/>
+        </w:rPr>
+      </w:pPr>
+      <w:r>
+        <w:rPr>
+          <w:rFonts w:ascii="Garamond" w:eastAsia="Garamond" w:hAnsi="Garamond" w:cs="Garamond"/>
+          <w:sz w:val="22"/>
+          <w:szCs w:val="22"/>
+        </w:rPr>
+        <w:t>Maintained the building and testing processes for a large software application</w:t>
+      </w:r>
+      <w:r>
+        <w:rPr>
+          <w:rFonts w:ascii="Garamond" w:eastAsia="Garamond" w:hAnsi="Garamond" w:cs="Garamond"/>
+          <w:sz w:val="22"/>
+          <w:szCs w:val="22"/>
+        </w:rPr>
+        <w:t>.</w:t>
+      </w:r>
+    </w:p>
+    <w:p>
+      <w:pPr>
+        <w:widowControl w:val="0"/>
+        <w:numPr>
+          <w:ilvl w:val="0"/>
+          <w:numId w:val="2"/>
+        </w:numPr>
+        <w:spacing w:line="252" w:lineRule="auto"/>
+        <w:rPr>
+          <w:rFonts w:ascii="Garamond" w:eastAsia="Garamond" w:hAnsi="Garamond" w:cs="Garamond"/>
+          <w:sz w:val="22"/>
+          <w:szCs w:val="22"/>
+        </w:rPr>
+      </w:pPr>
+      <w:r>
+        <w:rPr>
+          <w:rFonts w:ascii="Garamond" w:eastAsia="Garamond" w:hAnsi="Garamond" w:cs="Garamond"/>
+          <w:sz w:val="22"/>
+          <w:szCs w:val="22"/>
+        </w:rPr>
+        <w:t xml:space="preserve">Contributed to the development and maintenance of </w:t>
+      </w:r>
+      <w:proofErr w:type="spellStart"/>
+      <w:r>
+        <w:rPr>
+          <w:rFonts w:ascii="Garamond" w:eastAsia="Garamond" w:hAnsi="Garamond" w:cs="Garamond"/>
+          <w:sz w:val="22"/>
+          <w:szCs w:val="22"/>
+        </w:rPr>
+        <w:t>DevOp</w:t>
+      </w:r>
+      <w:proofErr w:type="spellEnd"/>
+      <w:r>
+        <w:rPr>
+          <w:rFonts w:ascii="Garamond" w:eastAsia="Garamond" w:hAnsi="Garamond" w:cs="Garamond"/>
+          <w:sz w:val="22"/>
+          <w:szCs w:val="22"/>
+        </w:rPr>
+        <w:t xml:space="preserve"> tools</w:t>
       </w:r>
       <w:r>
         <w:rPr>
@@ -2706,7 +3264,7 @@
 </file>
 
 <file path=word/endnotes.xml><?xml version="1.0" encoding="utf-8"?>
-<w:endnotes xmlns:wpc="http://schemas.microsoft.com/office/word/2010/wordprocessingCanvas" xmlns:cx="http://schemas.microsoft.com/office/drawing/2014/chartex" xmlns:cx1="http://schemas.microsoft.com/office/drawing/2015/9/8/chartex" xmlns:cx2="http://schemas.microsoft.com/office/drawing/2015/10/21/chartex" xmlns:cx3="http://schemas.microsoft.com/office/drawing/2016/5/9/chartex" xmlns:cx4="http://schemas.microsoft.com/office/drawing/2016/5/10/chartex" xmlns:cx5="http://schemas.microsoft.com/office/drawing/2016/5/11/chartex" xmlns:cx6="http://schemas.microsoft.com/office/drawing/2016/5/12/chartex" xmlns:cx7="http://schemas.microsoft.com/office/drawing/2016/5/13/chartex" xmlns:cx8="http://schemas.microsoft.com/office/drawing/2016/5/14/chartex" xmlns:mc="http://schemas.openxmlformats.org/markup-compatibility/2006" xmlns:aink="http://schemas.microsoft.com/office/drawing/2016/ink" xmlns:am3d="http://schemas.microsoft.com/office/drawing/2017/model3d" xmlns:o="urn:schemas-microsoft-com:office:office" xmlns:oel="http://schemas.microsoft.com/office/2019/extlst" xmlns:r="http://schemas.openxmlformats.org/officeDocument/2006/relationships" xmlns:m="http://schemas.openxmlformats.org/officeDocument/2006/math" xmlns:v="urn:schemas-microsoft-com:vml" xmlns:wp14="http://schemas.microsoft.com/office/word/2010/wordprocessingDrawing" xmlns:wp="http://schemas.openxmlformats.org/drawingml/2006/wordprocessingDrawing" xmlns:w10="urn:schemas-microsoft-com:office:word" xmlns:w="http://schemas.openxmlformats.org/wordprocessingml/2006/main" xmlns:w14="http://schemas.microsoft.com/office/word/2010/wordml" xmlns:w15="http://schemas.microsoft.com/office/word/2012/wordml" xmlns:w16cex="http://schemas.microsoft.com/office/word/2018/wordml/cex" xmlns:w16cid="http://schemas.microsoft.com/office/word/2016/wordml/cid" xmlns:w16="http://schemas.microsoft.com/office/word/2018/wordml" xmlns:w16du="http://schemas.microsoft.com/office/word/2023/wordml/word16du" xmlns:w16sdtdh="http://schemas.microsoft.com/office/word/2020/wordml/sdtdatahash" xmlns:w16se="http://schemas.microsoft.com/office/word/2015/wordml/symex" xmlns:wpg="http://schemas.microsoft.com/office/word/2010/wordprocessingGroup" xmlns:wpi="http://schemas.microsoft.com/office/word/2010/wordprocessingInk" xmlns:wne="http://schemas.microsoft.com/office/word/2006/wordml" xmlns:wps="http://schemas.microsoft.com/office/word/2010/wordprocessingShape" mc:Ignorable="w14 w15 w16se w16cid w16 w16cex w16sdtdh w16du wp14">
+<w:endnotes xmlns:wpc="http://schemas.microsoft.com/office/word/2010/wordprocessingCanvas" xmlns:cx="http://schemas.microsoft.com/office/drawing/2014/chartex" xmlns:cx1="http://schemas.microsoft.com/office/drawing/2015/9/8/chartex" xmlns:cx2="http://schemas.microsoft.com/office/drawing/2015/10/21/chartex" xmlns:cx3="http://schemas.microsoft.com/office/drawing/2016/5/9/chartex" xmlns:cx4="http://schemas.microsoft.com/office/drawing/2016/5/10/chartex" xmlns:cx5="http://schemas.microsoft.com/office/drawing/2016/5/11/chartex" xmlns:cx6="http://schemas.microsoft.com/office/drawing/2016/5/12/chartex" xmlns:cx7="http://schemas.microsoft.com/office/drawing/2016/5/13/chartex" xmlns:cx8="http://schemas.microsoft.com/office/drawing/2016/5/14/chartex" xmlns:mc="http://schemas.openxmlformats.org/markup-compatibility/2006" xmlns:aink="http://schemas.microsoft.com/office/drawing/2016/ink" xmlns:am3d="http://schemas.microsoft.com/office/drawing/2017/model3d" xmlns:o="urn:schemas-microsoft-com:office:office" xmlns:oel="http://schemas.microsoft.com/office/2019/extlst" xmlns:r="http://schemas.openxmlformats.org/officeDocument/2006/relationships" xmlns:m="http://schemas.openxmlformats.org/officeDocument/2006/math" xmlns:v="urn:schemas-microsoft-com:vml" xmlns:wp14="http://schemas.microsoft.com/office/word/2010/wordprocessingDrawing" xmlns:wp="http://schemas.openxmlformats.org/drawingml/2006/wordprocessingDrawing" xmlns:w10="urn:schemas-microsoft-com:office:word" xmlns:w="http://schemas.openxmlformats.org/wordprocessingml/2006/main" xmlns:w14="http://schemas.microsoft.com/office/word/2010/wordml" xmlns:w15="http://schemas.microsoft.com/office/word/2012/wordml" xmlns:w16cex="http://schemas.microsoft.com/office/word/2018/wordml/cex" xmlns:w16cid="http://schemas.microsoft.com/office/word/2016/wordml/cid" xmlns:w16="http://schemas.microsoft.com/office/word/2018/wordml" xmlns:w16du="http://schemas.microsoft.com/office/word/2023/wordml/word16du" xmlns:w16sdtdh="http://schemas.microsoft.com/office/word/2020/wordml/sdtdatahash" xmlns:w16sdtfl="http://schemas.microsoft.com/office/word/2024/wordml/sdtformatlock" xmlns:w16se="http://schemas.microsoft.com/office/word/2015/wordml/symex" xmlns:wpg="http://schemas.microsoft.com/office/word/2010/wordprocessingGroup" xmlns:wpi="http://schemas.microsoft.com/office/word/2010/wordprocessingInk" xmlns:wne="http://schemas.microsoft.com/office/word/2006/wordml" xmlns:wps="http://schemas.microsoft.com/office/word/2010/wordprocessingShape" mc:Ignorable="w14 w15 w16se w16cid w16 w16cex w16sdtdh w16sdtfl w16du wp14">
   <w:endnote w:type="separator" w:id="-1">
     <w:p>
       <w:r>
@@ -2725,7 +3283,7 @@
 </file>
 
 <file path=word/footer1.xml><?xml version="1.0" encoding="utf-8"?>
-<w:ftr xmlns:wpc="http://schemas.microsoft.com/office/word/2010/wordprocessingCanvas" xmlns:cx="http://schemas.microsoft.com/office/drawing/2014/chartex" xmlns:cx1="http://schemas.microsoft.com/office/drawing/2015/9/8/chartex" xmlns:cx2="http://schemas.microsoft.com/office/drawing/2015/10/21/chartex" xmlns:cx3="http://schemas.microsoft.com/office/drawing/2016/5/9/chartex" xmlns:cx4="http://schemas.microsoft.com/office/drawing/2016/5/10/chartex" xmlns:cx5="http://schemas.microsoft.com/office/drawing/2016/5/11/chartex" xmlns:cx6="http://schemas.microsoft.com/office/drawing/2016/5/12/chartex" xmlns:cx7="http://schemas.microsoft.com/office/drawing/2016/5/13/chartex" xmlns:cx8="http://schemas.microsoft.com/office/drawing/2016/5/14/chartex" xmlns:mc="http://schemas.openxmlformats.org/markup-compatibility/2006" xmlns:aink="http://schemas.microsoft.com/office/drawing/2016/ink" xmlns:am3d="http://schemas.microsoft.com/office/drawing/2017/model3d" xmlns:o="urn:schemas-microsoft-com:office:office" xmlns:oel="http://schemas.microsoft.com/office/2019/extlst" xmlns:r="http://schemas.openxmlformats.org/officeDocument/2006/relationships" xmlns:m="http://schemas.openxmlformats.org/officeDocument/2006/math" xmlns:v="urn:schemas-microsoft-com:vml" xmlns:wp14="http://schemas.microsoft.com/office/word/2010/wordprocessingDrawing" xmlns:wp="http://schemas.openxmlformats.org/drawingml/2006/wordprocessingDrawing" xmlns:w10="urn:schemas-microsoft-com:office:word" xmlns:w="http://schemas.openxmlformats.org/wordprocessingml/2006/main" xmlns:w14="http://schemas.microsoft.com/office/word/2010/wordml" xmlns:w15="http://schemas.microsoft.com/office/word/2012/wordml" xmlns:w16cex="http://schemas.microsoft.com/office/word/2018/wordml/cex" xmlns:w16cid="http://schemas.microsoft.com/office/word/2016/wordml/cid" xmlns:w16="http://schemas.microsoft.com/office/word/2018/wordml" xmlns:w16du="http://schemas.microsoft.com/office/word/2023/wordml/word16du" xmlns:w16sdtdh="http://schemas.microsoft.com/office/word/2020/wordml/sdtdatahash" xmlns:w16se="http://schemas.microsoft.com/office/word/2015/wordml/symex" xmlns:wpg="http://schemas.microsoft.com/office/word/2010/wordprocessingGroup" xmlns:wpi="http://schemas.microsoft.com/office/word/2010/wordprocessingInk" xmlns:wne="http://schemas.microsoft.com/office/word/2006/wordml" xmlns:wps="http://schemas.microsoft.com/office/word/2010/wordprocessingShape" mc:Ignorable="w14 w15 w16se w16cid w16 w16cex w16sdtdh w16du wp14">
+<w:ftr xmlns:wpc="http://schemas.microsoft.com/office/word/2010/wordprocessingCanvas" xmlns:cx="http://schemas.microsoft.com/office/drawing/2014/chartex" xmlns:cx1="http://schemas.microsoft.com/office/drawing/2015/9/8/chartex" xmlns:cx2="http://schemas.microsoft.com/office/drawing/2015/10/21/chartex" xmlns:cx3="http://schemas.microsoft.com/office/drawing/2016/5/9/chartex" xmlns:cx4="http://schemas.microsoft.com/office/drawing/2016/5/10/chartex" xmlns:cx5="http://schemas.microsoft.com/office/drawing/2016/5/11/chartex" xmlns:cx6="http://schemas.microsoft.com/office/drawing/2016/5/12/chartex" xmlns:cx7="http://schemas.microsoft.com/office/drawing/2016/5/13/chartex" xmlns:cx8="http://schemas.microsoft.com/office/drawing/2016/5/14/chartex" xmlns:mc="http://schemas.openxmlformats.org/markup-compatibility/2006" xmlns:aink="http://schemas.microsoft.com/office/drawing/2016/ink" xmlns:am3d="http://schemas.microsoft.com/office/drawing/2017/model3d" xmlns:o="urn:schemas-microsoft-com:office:office" xmlns:oel="http://schemas.microsoft.com/office/2019/extlst" xmlns:r="http://schemas.openxmlformats.org/officeDocument/2006/relationships" xmlns:m="http://schemas.openxmlformats.org/officeDocument/2006/math" xmlns:v="urn:schemas-microsoft-com:vml" xmlns:wp14="http://schemas.microsoft.com/office/word/2010/wordprocessingDrawing" xmlns:wp="http://schemas.openxmlformats.org/drawingml/2006/wordprocessingDrawing" xmlns:w10="urn:schemas-microsoft-com:office:word" xmlns:w="http://schemas.openxmlformats.org/wordprocessingml/2006/main" xmlns:w14="http://schemas.microsoft.com/office/word/2010/wordml" xmlns:w15="http://schemas.microsoft.com/office/word/2012/wordml" xmlns:w16cex="http://schemas.microsoft.com/office/word/2018/wordml/cex" xmlns:w16cid="http://schemas.microsoft.com/office/word/2016/wordml/cid" xmlns:w16="http://schemas.microsoft.com/office/word/2018/wordml" xmlns:w16du="http://schemas.microsoft.com/office/word/2023/wordml/word16du" xmlns:w16sdtdh="http://schemas.microsoft.com/office/word/2020/wordml/sdtdatahash" xmlns:w16sdtfl="http://schemas.microsoft.com/office/word/2024/wordml/sdtformatlock" xmlns:w16se="http://schemas.microsoft.com/office/word/2015/wordml/symex" xmlns:wpg="http://schemas.microsoft.com/office/word/2010/wordprocessingGroup" xmlns:wpi="http://schemas.microsoft.com/office/word/2010/wordprocessingInk" xmlns:wne="http://schemas.microsoft.com/office/word/2006/wordml" xmlns:wps="http://schemas.microsoft.com/office/word/2010/wordprocessingShape" mc:Ignorable="w14 w15 w16se w16cid w16 w16cex w16sdtdh w16sdtfl w16du wp14">
   <w:p>
     <w:pPr>
       <w:pBdr>
@@ -2753,7 +3311,7 @@
 </file>
 
 <file path=word/footnotes.xml><?xml version="1.0" encoding="utf-8"?>
-<w:footnotes xmlns:wpc="http://schemas.microsoft.com/office/word/2010/wordprocessingCanvas" xmlns:cx="http://schemas.microsoft.com/office/drawing/2014/chartex" xmlns:cx1="http://schemas.microsoft.com/office/drawing/2015/9/8/chartex" xmlns:cx2="http://schemas.microsoft.com/office/drawing/2015/10/21/chartex" xmlns:cx3="http://schemas.microsoft.com/office/drawing/2016/5/9/chartex" xmlns:cx4="http://schemas.microsoft.com/office/drawing/2016/5/10/chartex" xmlns:cx5="http://schemas.microsoft.com/office/drawing/2016/5/11/chartex" xmlns:cx6="http://schemas.microsoft.com/office/drawing/2016/5/12/chartex" xmlns:cx7="http://schemas.microsoft.com/office/drawing/2016/5/13/chartex" xmlns:cx8="http://schemas.microsoft.com/office/drawing/2016/5/14/chartex" xmlns:mc="http://schemas.openxmlformats.org/markup-compatibility/2006" xmlns:aink="http://schemas.microsoft.com/office/drawing/2016/ink" xmlns:am3d="http://schemas.microsoft.com/office/drawing/2017/model3d" xmlns:o="urn:schemas-microsoft-com:office:office" xmlns:oel="http://schemas.microsoft.com/office/2019/extlst" xmlns:r="http://schemas.openxmlformats.org/officeDocument/2006/relationships" xmlns:m="http://schemas.openxmlformats.org/officeDocument/2006/math" xmlns:v="urn:schemas-microsoft-com:vml" xmlns:wp14="http://schemas.microsoft.com/office/word/2010/wordprocessingDrawing" xmlns:wp="http://schemas.openxmlformats.org/drawingml/2006/wordprocessingDrawing" xmlns:w10="urn:schemas-microsoft-com:office:word" xmlns:w="http://schemas.openxmlformats.org/wordprocessingml/2006/main" xmlns:w14="http://schemas.microsoft.com/office/word/2010/wordml" xmlns:w15="http://schemas.microsoft.com/office/word/2012/wordml" xmlns:w16cex="http://schemas.microsoft.com/office/word/2018/wordml/cex" xmlns:w16cid="http://schemas.microsoft.com/office/word/2016/wordml/cid" xmlns:w16="http://schemas.microsoft.com/office/word/2018/wordml" xmlns:w16du="http://schemas.microsoft.com/office/word/2023/wordml/word16du" xmlns:w16sdtdh="http://schemas.microsoft.com/office/word/2020/wordml/sdtdatahash" xmlns:w16se="http://schemas.microsoft.com/office/word/2015/wordml/symex" xmlns:wpg="http://schemas.microsoft.com/office/word/2010/wordprocessingGroup" xmlns:wpi="http://schemas.microsoft.com/office/word/2010/wordprocessingInk" xmlns:wne="http://schemas.microsoft.com/office/word/2006/wordml" xmlns:wps="http://schemas.microsoft.com/office/word/2010/wordprocessingShape" mc:Ignorable="w14 w15 w16se w16cid w16 w16cex w16sdtdh w16du wp14">
+<w:footnotes xmlns:wpc="http://schemas.microsoft.com/office/word/2010/wordprocessingCanvas" xmlns:cx="http://schemas.microsoft.com/office/drawing/2014/chartex" xmlns:cx1="http://schemas.microsoft.com/office/drawing/2015/9/8/chartex" xmlns:cx2="http://schemas.microsoft.com/office/drawing/2015/10/21/chartex" xmlns:cx3="http://schemas.microsoft.com/office/drawing/2016/5/9/chartex" xmlns:cx4="http://schemas.microsoft.com/office/drawing/2016/5/10/chartex" xmlns:cx5="http://schemas.microsoft.com/office/drawing/2016/5/11/chartex" xmlns:cx6="http://schemas.microsoft.com/office/drawing/2016/5/12/chartex" xmlns:cx7="http://schemas.microsoft.com/office/drawing/2016/5/13/chartex" xmlns:cx8="http://schemas.microsoft.com/office/drawing/2016/5/14/chartex" xmlns:mc="http://schemas.openxmlformats.org/markup-compatibility/2006" xmlns:aink="http://schemas.microsoft.com/office/drawing/2016/ink" xmlns:am3d="http://schemas.microsoft.com/office/drawing/2017/model3d" xmlns:o="urn:schemas-microsoft-com:office:office" xmlns:oel="http://schemas.microsoft.com/office/2019/extlst" xmlns:r="http://schemas.openxmlformats.org/officeDocument/2006/relationships" xmlns:m="http://schemas.openxmlformats.org/officeDocument/2006/math" xmlns:v="urn:schemas-microsoft-com:vml" xmlns:wp14="http://schemas.microsoft.com/office/word/2010/wordprocessingDrawing" xmlns:wp="http://schemas.openxmlformats.org/drawingml/2006/wordprocessingDrawing" xmlns:w10="urn:schemas-microsoft-com:office:word" xmlns:w="http://schemas.openxmlformats.org/wordprocessingml/2006/main" xmlns:w14="http://schemas.microsoft.com/office/word/2010/wordml" xmlns:w15="http://schemas.microsoft.com/office/word/2012/wordml" xmlns:w16cex="http://schemas.microsoft.com/office/word/2018/wordml/cex" xmlns:w16cid="http://schemas.microsoft.com/office/word/2016/wordml/cid" xmlns:w16="http://schemas.microsoft.com/office/word/2018/wordml" xmlns:w16du="http://schemas.microsoft.com/office/word/2023/wordml/word16du" xmlns:w16sdtdh="http://schemas.microsoft.com/office/word/2020/wordml/sdtdatahash" xmlns:w16sdtfl="http://schemas.microsoft.com/office/word/2024/wordml/sdtformatlock" xmlns:w16se="http://schemas.microsoft.com/office/word/2015/wordml/symex" xmlns:wpg="http://schemas.microsoft.com/office/word/2010/wordprocessingGroup" xmlns:wpi="http://schemas.microsoft.com/office/word/2010/wordprocessingInk" xmlns:wne="http://schemas.microsoft.com/office/word/2006/wordml" xmlns:wps="http://schemas.microsoft.com/office/word/2010/wordprocessingShape" mc:Ignorable="w14 w15 w16se w16cid w16 w16cex w16sdtdh w16sdtfl w16du wp14">
   <w:footnote w:type="separator" w:id="-1">
     <w:p>
       <w:r>
@@ -2772,7 +3330,7 @@
 </file>
 
 <file path=word/numbering.xml><?xml version="1.0" encoding="utf-8"?>
-<w:numbering xmlns:wpc="http://schemas.microsoft.com/office/word/2010/wordprocessingCanvas" xmlns:cx="http://schemas.microsoft.com/office/drawing/2014/chartex" xmlns:cx1="http://schemas.microsoft.com/office/drawing/2015/9/8/chartex" xmlns:cx2="http://schemas.microsoft.com/office/drawing/2015/10/21/chartex" xmlns:cx3="http://schemas.microsoft.com/office/drawing/2016/5/9/chartex" xmlns:cx4="http://schemas.microsoft.com/office/drawing/2016/5/10/chartex" xmlns:cx5="http://schemas.microsoft.com/office/drawing/2016/5/11/chartex" xmlns:cx6="http://schemas.microsoft.com/office/drawing/2016/5/12/chartex" xmlns:cx7="http://schemas.microsoft.com/office/drawing/2016/5/13/chartex" xmlns:cx8="http://schemas.microsoft.com/office/drawing/2016/5/14/chartex" xmlns:mc="http://schemas.openxmlformats.org/markup-compatibility/2006" xmlns:aink="http://schemas.microsoft.com/office/drawing/2016/ink" xmlns:am3d="http://schemas.microsoft.com/office/drawing/2017/model3d" xmlns:o="urn:schemas-microsoft-com:office:office" xmlns:oel="http://schemas.microsoft.com/office/2019/extlst" xmlns:r="http://schemas.openxmlformats.org/officeDocument/2006/relationships" xmlns:m="http://schemas.openxmlformats.org/officeDocument/2006/math" xmlns:v="urn:schemas-microsoft-com:vml" xmlns:wp14="http://schemas.microsoft.com/office/word/2010/wordprocessingDrawing" xmlns:wp="http://schemas.openxmlformats.org/drawingml/2006/wordprocessingDrawing" xmlns:w10="urn:schemas-microsoft-com:office:word" xmlns:w="http://schemas.openxmlformats.org/wordprocessingml/2006/main" xmlns:w14="http://schemas.microsoft.com/office/word/2010/wordml" xmlns:w15="http://schemas.microsoft.com/office/word/2012/wordml" xmlns:w16cex="http://schemas.microsoft.com/office/word/2018/wordml/cex" xmlns:w16cid="http://schemas.microsoft.com/office/word/2016/wordml/cid" xmlns:w16="http://schemas.microsoft.com/office/word/2018/wordml" xmlns:w16du="http://schemas.microsoft.com/office/word/2023/wordml/word16du" xmlns:w16sdtdh="http://schemas.microsoft.com/office/word/2020/wordml/sdtdatahash" xmlns:w16se="http://schemas.microsoft.com/office/word/2015/wordml/symex" xmlns:wpg="http://schemas.microsoft.com/office/word/2010/wordprocessingGroup" xmlns:wpi="http://schemas.microsoft.com/office/word/2010/wordprocessingInk" xmlns:wne="http://schemas.microsoft.com/office/word/2006/wordml" xmlns:wps="http://schemas.microsoft.com/office/word/2010/wordprocessingShape" mc:Ignorable="w14 w15 w16se w16cid w16 w16cex w16sdtdh w16du wp14">
+<w:numbering xmlns:wpc="http://schemas.microsoft.com/office/word/2010/wordprocessingCanvas" xmlns:cx="http://schemas.microsoft.com/office/drawing/2014/chartex" xmlns:cx1="http://schemas.microsoft.com/office/drawing/2015/9/8/chartex" xmlns:cx2="http://schemas.microsoft.com/office/drawing/2015/10/21/chartex" xmlns:cx3="http://schemas.microsoft.com/office/drawing/2016/5/9/chartex" xmlns:cx4="http://schemas.microsoft.com/office/drawing/2016/5/10/chartex" xmlns:cx5="http://schemas.microsoft.com/office/drawing/2016/5/11/chartex" xmlns:cx6="http://schemas.microsoft.com/office/drawing/2016/5/12/chartex" xmlns:cx7="http://schemas.microsoft.com/office/drawing/2016/5/13/chartex" xmlns:cx8="http://schemas.microsoft.com/office/drawing/2016/5/14/chartex" xmlns:mc="http://schemas.openxmlformats.org/markup-compatibility/2006" xmlns:aink="http://schemas.microsoft.com/office/drawing/2016/ink" xmlns:am3d="http://schemas.microsoft.com/office/drawing/2017/model3d" xmlns:o="urn:schemas-microsoft-com:office:office" xmlns:oel="http://schemas.microsoft.com/office/2019/extlst" xmlns:r="http://schemas.openxmlformats.org/officeDocument/2006/relationships" xmlns:m="http://schemas.openxmlformats.org/officeDocument/2006/math" xmlns:v="urn:schemas-microsoft-com:vml" xmlns:wp14="http://schemas.microsoft.com/office/word/2010/wordprocessingDrawing" xmlns:wp="http://schemas.openxmlformats.org/drawingml/2006/wordprocessingDrawing" xmlns:w10="urn:schemas-microsoft-com:office:word" xmlns:w="http://schemas.openxmlformats.org/wordprocessingml/2006/main" xmlns:w14="http://schemas.microsoft.com/office/word/2010/wordml" xmlns:w15="http://schemas.microsoft.com/office/word/2012/wordml" xmlns:w16cex="http://schemas.microsoft.com/office/word/2018/wordml/cex" xmlns:w16cid="http://schemas.microsoft.com/office/word/2016/wordml/cid" xmlns:w16="http://schemas.microsoft.com/office/word/2018/wordml" xmlns:w16du="http://schemas.microsoft.com/office/word/2023/wordml/word16du" xmlns:w16sdtdh="http://schemas.microsoft.com/office/word/2020/wordml/sdtdatahash" xmlns:w16sdtfl="http://schemas.microsoft.com/office/word/2024/wordml/sdtformatlock" xmlns:w16se="http://schemas.microsoft.com/office/word/2015/wordml/symex" xmlns:wpg="http://schemas.microsoft.com/office/word/2010/wordprocessingGroup" xmlns:wpi="http://schemas.microsoft.com/office/word/2010/wordprocessingInk" xmlns:wne="http://schemas.microsoft.com/office/word/2006/wordml" xmlns:wps="http://schemas.microsoft.com/office/word/2010/wordprocessingShape" mc:Ignorable="w14 w15 w16se w16cid w16 w16cex w16sdtdh w16sdtfl w16du wp14">
   <w:abstractNum w:abstractNumId="0" w15:restartNumberingAfterBreak="0">
     <w:nsid w:val="34056B77"/>
     <w:multiLevelType w:val="multilevel"/>
@@ -3011,7 +3569,7 @@
 </file>
 
 <file path=word/styles.xml><?xml version="1.0" encoding="utf-8"?>
-<w:styles xmlns:mc="http://schemas.openxmlformats.org/markup-compatibility/2006" xmlns:r="http://schemas.openxmlformats.org/officeDocument/2006/relationships" xmlns:w="http://schemas.openxmlformats.org/wordprocessingml/2006/main" xmlns:w14="http://schemas.microsoft.com/office/word/2010/wordml" xmlns:w15="http://schemas.microsoft.com/office/word/2012/wordml" xmlns:w16cex="http://schemas.microsoft.com/office/word/2018/wordml/cex" xmlns:w16cid="http://schemas.microsoft.com/office/word/2016/wordml/cid" xmlns:w16="http://schemas.microsoft.com/office/word/2018/wordml" xmlns:w16du="http://schemas.microsoft.com/office/word/2023/wordml/word16du" xmlns:w16sdtdh="http://schemas.microsoft.com/office/word/2020/wordml/sdtdatahash" xmlns:w16se="http://schemas.microsoft.com/office/word/2015/wordml/symex" mc:Ignorable="w14 w15 w16se w16cid w16 w16cex w16sdtdh w16du">
+<w:styles xmlns:mc="http://schemas.openxmlformats.org/markup-compatibility/2006" xmlns:r="http://schemas.openxmlformats.org/officeDocument/2006/relationships" xmlns:w="http://schemas.openxmlformats.org/wordprocessingml/2006/main" xmlns:w14="http://schemas.microsoft.com/office/word/2010/wordml" xmlns:w15="http://schemas.microsoft.com/office/word/2012/wordml" xmlns:w16cex="http://schemas.microsoft.com/office/word/2018/wordml/cex" xmlns:w16cid="http://schemas.microsoft.com/office/word/2016/wordml/cid" xmlns:w16="http://schemas.microsoft.com/office/word/2018/wordml" xmlns:w16du="http://schemas.microsoft.com/office/word/2023/wordml/word16du" xmlns:w16sdtdh="http://schemas.microsoft.com/office/word/2020/wordml/sdtdatahash" xmlns:w16sdtfl="http://schemas.microsoft.com/office/word/2024/wordml/sdtformatlock" xmlns:w16se="http://schemas.microsoft.com/office/word/2015/wordml/symex" mc:Ignorable="w14 w15 w16se w16cid w16 w16cex w16sdtdh w16sdtfl w16du">
   <w:docDefaults>
     <w:rPrDefault>
       <w:rPr>
@@ -3524,7 +4082,6 @@
   <w:style w:type="character" w:default="1" w:styleId="DefaultParagraphFont">
     <w:name w:val="Default Paragraph Font"/>
     <w:uiPriority w:val="1"/>
-    <w:semiHidden/>
     <w:unhideWhenUsed/>
   </w:style>
   <w:style w:type="table" w:default="1" w:styleId="TableNormal">
